--- a/Physical Diagnosis 2 Exam 2/pd2-exam-2-cram-sheet.docx
+++ b/Physical Diagnosis 2 Exam 2/pd2-exam-2-cram-sheet.docx
@@ -574,7 +574,7 @@
                 <w:i w:val="0"/>
                 <w:sz w:val="18"/>
               </w:rPr>
-              <w:t>Prodrome (lightheaded, pale, clammy) = vasovagal. On standing = orthostatic. Sudden, no warning = arrhythmia. Confused afterward = postictal, think seizure. Feel faint? Sit down.</w:t>
+              <w:t>Prodrome (lightheaded, pale, clammy) = vasovagal. On standing = orthostatic. Sudden, no warning = think arrhythmia (no wake-up or no pulse: defibrillator, 911). Confused afterward = postictal, think seizure. Feel faint? Sit down.</w:t>
             </w:r>
           </w:p>
         </w:tc>
@@ -1906,7 +1906,7 @@
                 <w:i w:val="0"/>
                 <w:sz w:val="18"/>
               </w:rPr>
-              <w:t>5th intercostal space at or just medial to the left midclavicular line. Marks the LEFT border of the heart. About 2.5 cm (a quarter), brisk and tapping.</w:t>
+              <w:t>5th intercostal space at or just medial to the left midclavicular line. Marks the LEFT border of the heart. About 2.5 cm (a quarter) supine, brisk and tapping. Judge larger than normal, not by a fixed number.</w:t>
             </w:r>
           </w:p>
         </w:tc>
@@ -2644,7 +2644,7 @@
                 <w:i w:val="0"/>
                 <w:sz w:val="18"/>
               </w:rPr>
-              <w:t>Murmur: turbulent flow over a valve, heard. Thrill: its vibration, felt with the balls of the hand held still. Bruit: turbulent flow in a vessel.</w:t>
+              <w:t>Murmur: turbulent flow over a valve, heard. Thrill: its vibration, felt with the balls of the hand held still. Bruit: turbulent flow in a vessel, often from narrowing.</w:t>
             </w:r>
           </w:p>
         </w:tc>
@@ -2944,7 +2944,7 @@
                 <w:i w:val="0"/>
                 <w:sz w:val="18"/>
               </w:rPr>
-              <w:t>No structural abnormality; grade 1-3; softer on standing, sitting up or Valsalva; childhood. Defined by no symptoms or structural disease, not by grade. A thrill = not innocent.</w:t>
+              <w:t>No structural abnormality; grade 1-3; softer on standing, sitting up or Valsalva; most common in childhood, but healthy adults can have them. Defined by no symptoms or structural disease, not by grade. A thrill = not innocent.</w:t>
             </w:r>
           </w:p>
         </w:tc>
@@ -3617,7 +3617,7 @@
                 <w:i w:val="0"/>
                 <w:sz w:val="18"/>
               </w:rPr>
-              <w:t>Down left sternal border to apex; NEVER the neck</w:t>
+              <w:t>Down left sternal border to apex; usually not the neck</w:t>
             </w:r>
           </w:p>
         </w:tc>
@@ -4956,7 +4956,7 @@
                 <w:i w:val="0"/>
                 <w:sz w:val="18"/>
               </w:rPr>
-              <w:t>Raises resistance. Increases mitral regurgitation, pulmonic stenosis, ventricular septal defect, aortic regurgitation, mitral stenosis.</w:t>
+              <w:t>Raises resistance. Increases mitral regurgitation, ventricular septal defect, aortic regurgitation, mitral stenosis (pulmonic stenosis is not expected to increase).</w:t>
             </w:r>
           </w:p>
         </w:tc>
@@ -5350,7 +5350,7 @@
                 <w:i w:val="0"/>
                 <w:sz w:val="18"/>
               </w:rPr>
-              <w:t>Claudication to rest pain; pale or dusky red; cool; NO edema; thin shiny hairless skin; painful toe ulcer; gangrene; decreased pulses; pallor on elevation, dependent rubor.</w:t>
+              <w:t>Claudication (pain with walking), can progress to rest pain; pale or dusky red; cool; NO edema; thin shiny skin, hair loss; painful toe ulcer; gangrene; decreased pulses; pallor on elevation, dependent rubor.</w:t>
             </w:r>
           </w:p>
         </w:tc>
@@ -5400,7 +5400,7 @@
                 <w:i w:val="0"/>
                 <w:sz w:val="18"/>
               </w:rPr>
-              <w:t>No pain; brown hemosiderin staining; normal temperature; pitting edema; thickened skin; ulcer at the medial and lateral malleolus; gangrene rare; NORMAL pulses.</w:t>
+              <w:t>Pain usually none or mild (ache, eases with elevation); brown hemosiderin staining; normal temperature; pitting edema; thickened skin; ulcer at the medial and lateral malleolus; gangrene rare; NORMAL pulses.</w:t>
             </w:r>
           </w:p>
         </w:tc>
@@ -5800,7 +5800,7 @@
                 <w:i w:val="0"/>
                 <w:sz w:val="18"/>
               </w:rPr>
-              <w:t>Knee bent, dorsiflex the foot quickly and forcefully; pain BEHIND THE KNEE = positive. Deep vein thrombosis.</w:t>
+              <w:t>Knee bent, dorsiflex the foot quickly; pain BEHIND THE KNEE = positive, classically. Deep vein thrombosis. Now considered unreliable: never decide on it alone.</w:t>
             </w:r>
           </w:p>
         </w:tc>

--- a/Physical Diagnosis 2 Exam 2/pd2-exam-2-cram-sheet.docx
+++ b/Physical Diagnosis 2 Exam 2/pd2-exam-2-cram-sheet.docx
@@ -62,7 +62,7 @@
           <w:b w:val="0"/>
           <w:i w:val="0"/>
         </w:rPr>
-        <w:t>Lecture 5, the advanced cardiovascular and peripheral vascular examination: the history, the cardiac cycle and every extra sound, the apical impulse, the listening areas and which end of the stethoscope, how to describe and grade a murmur, all eleven lesions side by side, the maneuvers, and the peripheral vascular examination with edema, the Allen test, the ankle brachial index and Homans sign. Pulmonary and hematology are added when those lectures are posted.</w:t>
+        <w:t>Lecture 5, the advanced cardiovascular and peripheral vascular examination: the history, the cardiac cycle and every extra sound, the apical impulse, the listening areas and which end of the stethoscope, how to describe and grade a murmur, all eleven lesions side by side, the maneuvers, and the peripheral vascular examination with edema, the Allen test, the ankle brachial index and Homans sign. Lecture 6, the thorax and lungs: the landmarks and procedures, the respiratory history, clubbing and hemoptysis, dyspnea by onset, the breathing patterns and deformities, percussion and the breath sounds, every adventitious sound, and the five conditions side by side. Hematology is added when that lecture is posted.</w:t>
       </w:r>
     </w:p>
     <w:tbl>
@@ -3215,7 +3215,19 @@
             <w:pPr>
               <w:spacing w:after="40"/>
             </w:pPr>
-            <w:r/>
+            <w:r>
+              <w:rPr>
+                <w:sz w:val="18"/>
+              </w:rPr>
+            </w:r>
+            <w:r>
+              <w:rPr>
+                <w:b w:val="0"/>
+                <w:i w:val="0"/>
+                <w:sz w:val="18"/>
+              </w:rPr>
+              <w:t>SYSTOLIC</w:t>
+            </w:r>
           </w:p>
         </w:tc>
       </w:tr>
@@ -3939,7 +3951,19 @@
             <w:pPr>
               <w:spacing w:after="40"/>
             </w:pPr>
-            <w:r/>
+            <w:r>
+              <w:rPr>
+                <w:sz w:val="18"/>
+              </w:rPr>
+            </w:r>
+            <w:r>
+              <w:rPr>
+                <w:b w:val="0"/>
+                <w:i w:val="0"/>
+                <w:sz w:val="18"/>
+              </w:rPr>
+              <w:t>DIASTOLIC</w:t>
+            </w:r>
           </w:p>
         </w:tc>
       </w:tr>
@@ -4521,7 +4545,19 @@
             <w:pPr>
               <w:spacing w:after="40"/>
             </w:pPr>
-            <w:r/>
+            <w:r>
+              <w:rPr>
+                <w:sz w:val="18"/>
+              </w:rPr>
+            </w:r>
+            <w:r>
+              <w:rPr>
+                <w:b w:val="0"/>
+                <w:i w:val="0"/>
+                <w:sz w:val="18"/>
+              </w:rPr>
+              <w:t>OTHER</w:t>
+            </w:r>
           </w:p>
         </w:tc>
       </w:tr>
@@ -6501,6 +6537,4852 @@
     </w:p>
     <w:p>
       <w:pPr>
+        <w:pStyle w:val="Heading1"/>
+        <w:spacing w:before="280" w:after="100"/>
+      </w:pPr>
+      <w:r>
+        <w:rPr>
+          <w:rFonts w:ascii="Georgia" w:hAnsi="Georgia"/>
+          <w:color w:val="17494B"/>
+        </w:rPr>
+        <w:t>★ Thorax &amp; Lungs: what the lecture kept coming back to</w:t>
+      </w:r>
+    </w:p>
+    <w:tbl>
+      <w:tblPr>
+        <w:tblStyle w:val="TableGrid"/>
+        <w:tblW w:type="auto" w:w="0"/>
+        <w:jc w:val="center"/>
+        <w:tblLook w:firstColumn="1" w:firstRow="1" w:lastColumn="0" w:lastRow="0" w:noHBand="0" w:noVBand="1" w:val="04A0"/>
+        <w:tblBorders>
+          <w:top w:val="single" w:sz="4" w:space="0" w:color="D8D2D4"/>
+          <w:left w:val="single" w:sz="4" w:space="0" w:color="D8D2D4"/>
+          <w:bottom w:val="single" w:sz="4" w:space="0" w:color="D8D2D4"/>
+          <w:right w:val="single" w:sz="4" w:space="0" w:color="D8D2D4"/>
+          <w:insideH w:val="single" w:sz="4" w:space="0" w:color="D8D2D4"/>
+          <w:insideV w:val="single" w:sz="4" w:space="0" w:color="D8D2D4"/>
+        </w:tblBorders>
+      </w:tblPr>
+      <w:tblGrid>
+        <w:gridCol w:w="7272"/>
+        <w:gridCol w:w="7272"/>
+      </w:tblGrid>
+      <w:tr>
+        <w:tc>
+          <w:tcPr>
+            <w:tcW w:type="dxa" w:w="7272"/>
+            <w:shd w:val="clear" w:color="auto" w:fill="17494B"/>
+          </w:tcPr>
+          <w:p>
+            <w:pPr>
+              <w:spacing w:after="40"/>
+            </w:pPr>
+            <w:r>
+              <w:rPr>
+                <w:b/>
+                <w:color w:val="FFFFFF"/>
+                <w:sz w:val="18"/>
+              </w:rPr>
+            </w:r>
+            <w:r>
+              <w:rPr>
+                <w:b/>
+                <w:i w:val="0"/>
+                <w:color w:val="FFFFFF"/>
+                <w:sz w:val="18"/>
+              </w:rPr>
+              <w:t>Term</w:t>
+            </w:r>
+          </w:p>
+        </w:tc>
+        <w:tc>
+          <w:tcPr>
+            <w:tcW w:type="dxa" w:w="7272"/>
+            <w:shd w:val="clear" w:color="auto" w:fill="17494B"/>
+          </w:tcPr>
+          <w:p>
+            <w:pPr>
+              <w:spacing w:after="40"/>
+            </w:pPr>
+            <w:r>
+              <w:rPr>
+                <w:b/>
+                <w:color w:val="FFFFFF"/>
+                <w:sz w:val="18"/>
+              </w:rPr>
+            </w:r>
+            <w:r>
+              <w:rPr>
+                <w:b/>
+                <w:i w:val="0"/>
+                <w:color w:val="FFFFFF"/>
+                <w:sz w:val="18"/>
+              </w:rPr>
+              <w:t>What you need to know</w:t>
+            </w:r>
+          </w:p>
+        </w:tc>
+      </w:tr>
+      <w:tr>
+        <w:tc>
+          <w:tcPr>
+            <w:tcW w:type="dxa" w:w="7272"/>
+            <w:shd w:val="clear" w:color="auto" w:fill="F1EEEF"/>
+          </w:tcPr>
+          <w:p>
+            <w:pPr>
+              <w:spacing w:after="40"/>
+            </w:pPr>
+            <w:r>
+              <w:rPr>
+                <w:b/>
+                <w:sz w:val="18"/>
+              </w:rPr>
+            </w:r>
+            <w:r>
+              <w:rPr>
+                <w:b/>
+                <w:i w:val="0"/>
+                <w:sz w:val="18"/>
+              </w:rPr>
+              <w:t>★ Copious foul sputum</w:t>
+            </w:r>
+          </w:p>
+        </w:tc>
+        <w:tc>
+          <w:tcPr>
+            <w:tcW w:type="dxa" w:w="7272"/>
+          </w:tcPr>
+          <w:p>
+            <w:pPr>
+              <w:spacing w:after="40"/>
+            </w:pPr>
+            <w:r>
+              <w:rPr>
+                <w:sz w:val="18"/>
+              </w:rPr>
+            </w:r>
+            <w:r>
+              <w:rPr>
+                <w:b w:val="0"/>
+                <w:i w:val="0"/>
+                <w:sz w:val="18"/>
+              </w:rPr>
+              <w:t>Cystic fibrosis or bronchiectasis. The one line she tied to an exam question, her own board exam ('I've had that as a board question'). Foul-smelling alone = anaerobic lung abscess.</w:t>
+            </w:r>
+          </w:p>
+        </w:tc>
+      </w:tr>
+      <w:tr>
+        <w:tc>
+          <w:tcPr>
+            <w:tcW w:type="dxa" w:w="7272"/>
+            <w:shd w:val="clear" w:color="auto" w:fill="F1EEEF"/>
+          </w:tcPr>
+          <w:p>
+            <w:pPr>
+              <w:spacing w:after="40"/>
+            </w:pPr>
+            <w:r>
+              <w:rPr>
+                <w:b/>
+                <w:sz w:val="18"/>
+              </w:rPr>
+            </w:r>
+            <w:r>
+              <w:rPr>
+                <w:b/>
+                <w:i w:val="0"/>
+                <w:sz w:val="18"/>
+              </w:rPr>
+              <w:t>★ Which way the trachea goes</w:t>
+            </w:r>
+          </w:p>
+        </w:tc>
+        <w:tc>
+          <w:tcPr>
+            <w:tcW w:type="dxa" w:w="7272"/>
+          </w:tcPr>
+          <w:p>
+            <w:pPr>
+              <w:spacing w:after="40"/>
+            </w:pPr>
+            <w:r>
+              <w:rPr>
+                <w:sz w:val="18"/>
+              </w:rPr>
+            </w:r>
+            <w:r>
+              <w:rPr>
+                <w:b w:val="0"/>
+                <w:i w:val="0"/>
+                <w:sz w:val="18"/>
+              </w:rPr>
+              <w:t>Atelectasis PULLS it to the same side (shrinkage). Tension pneumothorax and a large effusion PUSH it to the unaffected side. Pneumonia: midline.</w:t>
+            </w:r>
+          </w:p>
+        </w:tc>
+      </w:tr>
+      <w:tr>
+        <w:tc>
+          <w:tcPr>
+            <w:tcW w:type="dxa" w:w="7272"/>
+            <w:shd w:val="clear" w:color="auto" w:fill="F1EEEF"/>
+          </w:tcPr>
+          <w:p>
+            <w:pPr>
+              <w:spacing w:after="40"/>
+            </w:pPr>
+            <w:r>
+              <w:rPr>
+                <w:b/>
+                <w:sz w:val="18"/>
+              </w:rPr>
+            </w:r>
+            <w:r>
+              <w:rPr>
+                <w:b/>
+                <w:i w:val="0"/>
+                <w:sz w:val="18"/>
+              </w:rPr>
+              <w:t>★ Silent chest</w:t>
+            </w:r>
+          </w:p>
+        </w:tc>
+        <w:tc>
+          <w:tcPr>
+            <w:tcW w:type="dxa" w:w="7272"/>
+          </w:tcPr>
+          <w:p>
+            <w:pPr>
+              <w:spacing w:after="40"/>
+            </w:pPr>
+            <w:r>
+              <w:rPr>
+                <w:sz w:val="18"/>
+              </w:rPr>
+            </w:r>
+            <w:r>
+              <w:rPr>
+                <w:b w:val="0"/>
+                <w:i w:val="0"/>
+                <w:sz w:val="18"/>
+              </w:rPr>
+              <w:t>In asthma, wheezing fades as airways narrow further; minimal air movement. Needs immediate intervention. Quiet is not better.</w:t>
+            </w:r>
+          </w:p>
+        </w:tc>
+      </w:tr>
+      <w:tr>
+        <w:tc>
+          <w:tcPr>
+            <w:tcW w:type="dxa" w:w="7272"/>
+            <w:shd w:val="clear" w:color="auto" w:fill="F1EEEF"/>
+          </w:tcPr>
+          <w:p>
+            <w:pPr>
+              <w:spacing w:after="40"/>
+            </w:pPr>
+            <w:r>
+              <w:rPr>
+                <w:b/>
+                <w:sz w:val="18"/>
+              </w:rPr>
+            </w:r>
+            <w:r>
+              <w:rPr>
+                <w:b/>
+                <w:i w:val="0"/>
+                <w:sz w:val="18"/>
+              </w:rPr>
+              <w:t>★ Stridor is an emergency</w:t>
+            </w:r>
+          </w:p>
+        </w:tc>
+        <w:tc>
+          <w:tcPr>
+            <w:tcW w:type="dxa" w:w="7272"/>
+          </w:tcPr>
+          <w:p>
+            <w:pPr>
+              <w:spacing w:after="40"/>
+            </w:pPr>
+            <w:r>
+              <w:rPr>
+                <w:sz w:val="18"/>
+              </w:rPr>
+            </w:r>
+            <w:r>
+              <w:rPr>
+                <w:b w:val="0"/>
+                <w:i w:val="0"/>
+                <w:sz w:val="18"/>
+              </w:rPr>
+              <w:t>High-pitched, inspiratory, over the neck = upper airway obstruction (larynx, trachea). Immediate intervention.</w:t>
+            </w:r>
+          </w:p>
+        </w:tc>
+      </w:tr>
+      <w:tr>
+        <w:tc>
+          <w:tcPr>
+            <w:tcW w:type="dxa" w:w="7272"/>
+            <w:shd w:val="clear" w:color="auto" w:fill="F1EEEF"/>
+          </w:tcPr>
+          <w:p>
+            <w:pPr>
+              <w:spacing w:after="40"/>
+            </w:pPr>
+            <w:r>
+              <w:rPr>
+                <w:b/>
+                <w:sz w:val="18"/>
+              </w:rPr>
+            </w:r>
+            <w:r>
+              <w:rPr>
+                <w:b/>
+                <w:i w:val="0"/>
+                <w:sz w:val="18"/>
+              </w:rPr>
+              <w:t>★ Pleural vs pericardial rub</w:t>
+            </w:r>
+          </w:p>
+        </w:tc>
+        <w:tc>
+          <w:tcPr>
+            <w:tcW w:type="dxa" w:w="7272"/>
+          </w:tcPr>
+          <w:p>
+            <w:pPr>
+              <w:spacing w:after="40"/>
+            </w:pPr>
+            <w:r>
+              <w:rPr>
+                <w:sz w:val="18"/>
+              </w:rPr>
+            </w:r>
+            <w:r>
+              <w:rPr>
+                <w:b w:val="0"/>
+                <w:i w:val="0"/>
+                <w:sz w:val="18"/>
+              </w:rPr>
+              <w:t>Ask for a breath hold: the pleural rub disappears, the pericardial friction rub keeps going with the heart.</w:t>
+            </w:r>
+          </w:p>
+        </w:tc>
+      </w:tr>
+      <w:tr>
+        <w:tc>
+          <w:tcPr>
+            <w:tcW w:type="dxa" w:w="7272"/>
+            <w:shd w:val="clear" w:color="auto" w:fill="F1EEEF"/>
+          </w:tcPr>
+          <w:p>
+            <w:pPr>
+              <w:spacing w:after="40"/>
+            </w:pPr>
+            <w:r>
+              <w:rPr>
+                <w:b/>
+                <w:sz w:val="18"/>
+              </w:rPr>
+            </w:r>
+            <w:r>
+              <w:rPr>
+                <w:b/>
+                <w:i w:val="0"/>
+                <w:sz w:val="18"/>
+              </w:rPr>
+              <w:t>★ Aspiration goes right</w:t>
+            </w:r>
+          </w:p>
+        </w:tc>
+        <w:tc>
+          <w:tcPr>
+            <w:tcW w:type="dxa" w:w="7272"/>
+          </w:tcPr>
+          <w:p>
+            <w:pPr>
+              <w:spacing w:after="40"/>
+            </w:pPr>
+            <w:r>
+              <w:rPr>
+                <w:sz w:val="18"/>
+              </w:rPr>
+            </w:r>
+            <w:r>
+              <w:rPr>
+                <w:b w:val="0"/>
+                <w:i w:val="0"/>
+                <w:sz w:val="18"/>
+              </w:rPr>
+              <w:t>Right main bronchus is wider, shorter, more vertical. Said twice, with two cases.</w:t>
+            </w:r>
+          </w:p>
+        </w:tc>
+      </w:tr>
+      <w:tr>
+        <w:tc>
+          <w:tcPr>
+            <w:tcW w:type="dxa" w:w="7272"/>
+            <w:shd w:val="clear" w:color="auto" w:fill="F1EEEF"/>
+          </w:tcPr>
+          <w:p>
+            <w:pPr>
+              <w:spacing w:after="40"/>
+            </w:pPr>
+            <w:r>
+              <w:rPr>
+                <w:b/>
+                <w:sz w:val="18"/>
+              </w:rPr>
+            </w:r>
+            <w:r>
+              <w:rPr>
+                <w:b/>
+                <w:i w:val="0"/>
+                <w:sz w:val="18"/>
+              </w:rPr>
+              <w:t>★ Location makes the breath sound</w:t>
+            </w:r>
+          </w:p>
+        </w:tc>
+        <w:tc>
+          <w:tcPr>
+            <w:tcW w:type="dxa" w:w="7272"/>
+          </w:tcPr>
+          <w:p>
+            <w:pPr>
+              <w:spacing w:after="40"/>
+            </w:pPr>
+            <w:r>
+              <w:rPr>
+                <w:sz w:val="18"/>
+              </w:rPr>
+            </w:r>
+            <w:r>
+              <w:rPr>
+                <w:b w:val="0"/>
+                <w:i w:val="0"/>
+                <w:sz w:val="18"/>
+              </w:rPr>
+              <w:t>Bronchial sounds out at the bases or periphery = consolidation (pneumonia). Same logic as increased fremitus.</w:t>
+            </w:r>
+          </w:p>
+        </w:tc>
+      </w:tr>
+      <w:tr>
+        <w:tc>
+          <w:tcPr>
+            <w:tcW w:type="dxa" w:w="7272"/>
+            <w:shd w:val="clear" w:color="auto" w:fill="F1EEEF"/>
+          </w:tcPr>
+          <w:p>
+            <w:pPr>
+              <w:spacing w:after="40"/>
+            </w:pPr>
+            <w:r>
+              <w:rPr>
+                <w:b/>
+                <w:sz w:val="18"/>
+              </w:rPr>
+            </w:r>
+            <w:r>
+              <w:rPr>
+                <w:b/>
+                <w:i w:val="0"/>
+                <w:sz w:val="18"/>
+              </w:rPr>
+              <w:t>★ Onset narrows the differential</w:t>
+            </w:r>
+          </w:p>
+        </w:tc>
+        <w:tc>
+          <w:tcPr>
+            <w:tcW w:type="dxa" w:w="7272"/>
+          </w:tcPr>
+          <w:p>
+            <w:pPr>
+              <w:spacing w:after="40"/>
+            </w:pPr>
+            <w:r>
+              <w:rPr>
+                <w:sz w:val="18"/>
+              </w:rPr>
+            </w:r>
+            <w:r>
+              <w:rPr>
+                <w:b w:val="0"/>
+                <w:i w:val="0"/>
+                <w:sz w:val="18"/>
+              </w:rPr>
+              <w:t>Sudden vs gradual first. Dyspnea at rest is more worrying. Hyperventilation: anxiety is the last thing you call it.</w:t>
+            </w:r>
+          </w:p>
+        </w:tc>
+      </w:tr>
+      <w:tr>
+        <w:tc>
+          <w:tcPr>
+            <w:tcW w:type="dxa" w:w="7272"/>
+            <w:shd w:val="clear" w:color="auto" w:fill="F1EEEF"/>
+          </w:tcPr>
+          <w:p>
+            <w:pPr>
+              <w:spacing w:after="40"/>
+            </w:pPr>
+            <w:r>
+              <w:rPr>
+                <w:b/>
+                <w:sz w:val="18"/>
+              </w:rPr>
+            </w:r>
+            <w:r>
+              <w:rPr>
+                <w:b/>
+                <w:i w:val="0"/>
+                <w:sz w:val="18"/>
+              </w:rPr>
+              <w:t>Time on topic</w:t>
+            </w:r>
+          </w:p>
+        </w:tc>
+        <w:tc>
+          <w:tcPr>
+            <w:tcW w:type="dxa" w:w="7272"/>
+          </w:tcPr>
+          <w:p>
+            <w:pPr>
+              <w:spacing w:after="40"/>
+            </w:pPr>
+            <w:r>
+              <w:rPr>
+                <w:sz w:val="18"/>
+              </w:rPr>
+            </w:r>
+            <w:r>
+              <w:rPr>
+                <w:b w:val="0"/>
+                <w:i w:val="0"/>
+                <w:sz w:val="18"/>
+              </w:rPr>
+              <w:t>Nothing named as on or off this exam in 90 minutes. About half the time went to the examination itself, the sounds most of all. Patient setup and prep skipped ('you've done the lung exam').</w:t>
+            </w:r>
+          </w:p>
+        </w:tc>
+      </w:tr>
+    </w:tbl>
+    <w:p>
+      <w:pPr>
+        <w:spacing w:after="80"/>
+      </w:pPr>
+    </w:p>
+    <w:p>
+      <w:pPr>
+        <w:pStyle w:val="Heading1"/>
+        <w:spacing w:before="280" w:after="100"/>
+      </w:pPr>
+      <w:r>
+        <w:rPr>
+          <w:rFonts w:ascii="Georgia" w:hAnsi="Georgia"/>
+          <w:color w:val="17494B"/>
+        </w:rPr>
+        <w:t>Thorax Landmarks &amp; Procedures</w:t>
+      </w:r>
+    </w:p>
+    <w:tbl>
+      <w:tblPr>
+        <w:tblStyle w:val="TableGrid"/>
+        <w:tblW w:type="auto" w:w="0"/>
+        <w:jc w:val="center"/>
+        <w:tblLook w:firstColumn="1" w:firstRow="1" w:lastColumn="0" w:lastRow="0" w:noHBand="0" w:noVBand="1" w:val="04A0"/>
+        <w:tblBorders>
+          <w:top w:val="single" w:sz="4" w:space="0" w:color="D8D2D4"/>
+          <w:left w:val="single" w:sz="4" w:space="0" w:color="D8D2D4"/>
+          <w:bottom w:val="single" w:sz="4" w:space="0" w:color="D8D2D4"/>
+          <w:right w:val="single" w:sz="4" w:space="0" w:color="D8D2D4"/>
+          <w:insideH w:val="single" w:sz="4" w:space="0" w:color="D8D2D4"/>
+          <w:insideV w:val="single" w:sz="4" w:space="0" w:color="D8D2D4"/>
+        </w:tblBorders>
+      </w:tblPr>
+      <w:tblGrid>
+        <w:gridCol w:w="7272"/>
+        <w:gridCol w:w="7272"/>
+      </w:tblGrid>
+      <w:tr>
+        <w:tc>
+          <w:tcPr>
+            <w:tcW w:type="dxa" w:w="7272"/>
+            <w:shd w:val="clear" w:color="auto" w:fill="17494B"/>
+          </w:tcPr>
+          <w:p>
+            <w:pPr>
+              <w:spacing w:after="40"/>
+            </w:pPr>
+            <w:r>
+              <w:rPr>
+                <w:b/>
+                <w:color w:val="FFFFFF"/>
+                <w:sz w:val="18"/>
+              </w:rPr>
+            </w:r>
+            <w:r>
+              <w:rPr>
+                <w:b/>
+                <w:i w:val="0"/>
+                <w:color w:val="FFFFFF"/>
+                <w:sz w:val="18"/>
+              </w:rPr>
+              <w:t>Term</w:t>
+            </w:r>
+          </w:p>
+        </w:tc>
+        <w:tc>
+          <w:tcPr>
+            <w:tcW w:type="dxa" w:w="7272"/>
+            <w:shd w:val="clear" w:color="auto" w:fill="17494B"/>
+          </w:tcPr>
+          <w:p>
+            <w:pPr>
+              <w:spacing w:after="40"/>
+            </w:pPr>
+            <w:r>
+              <w:rPr>
+                <w:b/>
+                <w:color w:val="FFFFFF"/>
+                <w:sz w:val="18"/>
+              </w:rPr>
+            </w:r>
+            <w:r>
+              <w:rPr>
+                <w:b/>
+                <w:i w:val="0"/>
+                <w:color w:val="FFFFFF"/>
+                <w:sz w:val="18"/>
+              </w:rPr>
+              <w:t>What you need to know</w:t>
+            </w:r>
+          </w:p>
+        </w:tc>
+      </w:tr>
+      <w:tr>
+        <w:tc>
+          <w:tcPr>
+            <w:tcW w:type="dxa" w:w="7272"/>
+            <w:shd w:val="clear" w:color="auto" w:fill="F1EEEF"/>
+          </w:tcPr>
+          <w:p>
+            <w:pPr>
+              <w:spacing w:after="40"/>
+            </w:pPr>
+            <w:r>
+              <w:rPr>
+                <w:b/>
+                <w:sz w:val="18"/>
+              </w:rPr>
+            </w:r>
+            <w:r>
+              <w:rPr>
+                <w:b/>
+                <w:i w:val="0"/>
+                <w:sz w:val="18"/>
+              </w:rPr>
+              <w:t>Counting</w:t>
+            </w:r>
+          </w:p>
+        </w:tc>
+        <w:tc>
+          <w:tcPr>
+            <w:tcW w:type="dxa" w:w="7272"/>
+          </w:tcPr>
+          <w:p>
+            <w:pPr>
+              <w:spacing w:after="40"/>
+            </w:pPr>
+            <w:r>
+              <w:rPr>
+                <w:sz w:val="18"/>
+              </w:rPr>
+            </w:r>
+            <w:r>
+              <w:rPr>
+                <w:b w:val="0"/>
+                <w:i w:val="0"/>
+                <w:sz w:val="18"/>
+              </w:rPr>
+              <w:t>Sternal angle (angle of Louis) = 2nd rib, lines up with T4. Each space takes the number of the rib above. Scapular tip = about 7th rib.</w:t>
+            </w:r>
+          </w:p>
+        </w:tc>
+      </w:tr>
+      <w:tr>
+        <w:tc>
+          <w:tcPr>
+            <w:tcW w:type="dxa" w:w="7272"/>
+            <w:shd w:val="clear" w:color="auto" w:fill="F1EEEF"/>
+          </w:tcPr>
+          <w:p>
+            <w:pPr>
+              <w:spacing w:after="40"/>
+            </w:pPr>
+            <w:r>
+              <w:rPr>
+                <w:b/>
+                <w:sz w:val="18"/>
+              </w:rPr>
+            </w:r>
+            <w:r>
+              <w:rPr>
+                <w:b/>
+                <w:i w:val="0"/>
+                <w:sz w:val="18"/>
+              </w:rPr>
+              <w:t>2nd intercostal space</w:t>
+            </w:r>
+          </w:p>
+        </w:tc>
+        <w:tc>
+          <w:tcPr>
+            <w:tcW w:type="dxa" w:w="7272"/>
+          </w:tcPr>
+          <w:p>
+            <w:pPr>
+              <w:spacing w:after="40"/>
+            </w:pPr>
+            <w:r>
+              <w:rPr>
+                <w:sz w:val="18"/>
+              </w:rPr>
+            </w:r>
+            <w:r>
+              <w:rPr>
+                <w:b w:val="0"/>
+                <w:i w:val="0"/>
+                <w:sz w:val="18"/>
+              </w:rPr>
+              <w:t>Needle decompression of a tension pneumothorax (anterior).</w:t>
+            </w:r>
+          </w:p>
+        </w:tc>
+      </w:tr>
+      <w:tr>
+        <w:tc>
+          <w:tcPr>
+            <w:tcW w:type="dxa" w:w="7272"/>
+            <w:shd w:val="clear" w:color="auto" w:fill="F1EEEF"/>
+          </w:tcPr>
+          <w:p>
+            <w:pPr>
+              <w:spacing w:after="40"/>
+            </w:pPr>
+            <w:r>
+              <w:rPr>
+                <w:b/>
+                <w:sz w:val="18"/>
+              </w:rPr>
+            </w:r>
+            <w:r>
+              <w:rPr>
+                <w:b/>
+                <w:i w:val="0"/>
+                <w:sz w:val="18"/>
+              </w:rPr>
+              <w:t>Between 4th and 5th ribs</w:t>
+            </w:r>
+          </w:p>
+        </w:tc>
+        <w:tc>
+          <w:tcPr>
+            <w:tcW w:type="dxa" w:w="7272"/>
+          </w:tcPr>
+          <w:p>
+            <w:pPr>
+              <w:spacing w:after="40"/>
+            </w:pPr>
+            <w:r>
+              <w:rPr>
+                <w:sz w:val="18"/>
+              </w:rPr>
+            </w:r>
+            <w:r>
+              <w:rPr>
+                <w:b w:val="0"/>
+                <w:i w:val="0"/>
+                <w:sz w:val="18"/>
+              </w:rPr>
+              <w:t>Chest tube. Triangle of safety, midaxillary line: pectoralis major (front), latissimus dorsi (back), nipple line, 4th or 5th space (below).</w:t>
+            </w:r>
+          </w:p>
+        </w:tc>
+      </w:tr>
+      <w:tr>
+        <w:tc>
+          <w:tcPr>
+            <w:tcW w:type="dxa" w:w="7272"/>
+            <w:shd w:val="clear" w:color="auto" w:fill="F1EEEF"/>
+          </w:tcPr>
+          <w:p>
+            <w:pPr>
+              <w:spacing w:after="40"/>
+            </w:pPr>
+            <w:r>
+              <w:rPr>
+                <w:b/>
+                <w:sz w:val="18"/>
+              </w:rPr>
+            </w:r>
+            <w:r>
+              <w:rPr>
+                <w:b/>
+                <w:i w:val="0"/>
+                <w:sz w:val="18"/>
+              </w:rPr>
+              <w:t>T7-T8, posterior</w:t>
+            </w:r>
+          </w:p>
+        </w:tc>
+        <w:tc>
+          <w:tcPr>
+            <w:tcW w:type="dxa" w:w="7272"/>
+          </w:tcPr>
+          <w:p>
+            <w:pPr>
+              <w:spacing w:after="40"/>
+            </w:pPr>
+            <w:r>
+              <w:rPr>
+                <w:sz w:val="18"/>
+              </w:rPr>
+            </w:r>
+            <w:r>
+              <w:rPr>
+                <w:b w:val="0"/>
+                <w:i w:val="0"/>
+                <w:sz w:val="18"/>
+              </w:rPr>
+              <w:t>Thoracentesis: 7th intercostal space, needle just ABOVE the 8th rib.</w:t>
+            </w:r>
+          </w:p>
+        </w:tc>
+      </w:tr>
+      <w:tr>
+        <w:tc>
+          <w:tcPr>
+            <w:tcW w:type="dxa" w:w="7272"/>
+            <w:shd w:val="clear" w:color="auto" w:fill="F1EEEF"/>
+          </w:tcPr>
+          <w:p>
+            <w:pPr>
+              <w:spacing w:after="40"/>
+            </w:pPr>
+            <w:r>
+              <w:rPr>
+                <w:b/>
+                <w:sz w:val="18"/>
+              </w:rPr>
+            </w:r>
+            <w:r>
+              <w:rPr>
+                <w:b/>
+                <w:i w:val="0"/>
+                <w:sz w:val="18"/>
+              </w:rPr>
+              <w:t>Always above a rib</w:t>
+            </w:r>
+          </w:p>
+        </w:tc>
+        <w:tc>
+          <w:tcPr>
+            <w:tcW w:type="dxa" w:w="7272"/>
+          </w:tcPr>
+          <w:p>
+            <w:pPr>
+              <w:spacing w:after="40"/>
+            </w:pPr>
+            <w:r>
+              <w:rPr>
+                <w:sz w:val="18"/>
+              </w:rPr>
+            </w:r>
+            <w:r>
+              <w:rPr>
+                <w:b w:val="0"/>
+                <w:i w:val="0"/>
+                <w:sz w:val="18"/>
+              </w:rPr>
+              <w:t>Neurovascular structures run along each rib's INFERIOR margin.</w:t>
+            </w:r>
+          </w:p>
+        </w:tc>
+      </w:tr>
+      <w:tr>
+        <w:tc>
+          <w:tcPr>
+            <w:tcW w:type="dxa" w:w="7272"/>
+            <w:shd w:val="clear" w:color="auto" w:fill="F1EEEF"/>
+          </w:tcPr>
+          <w:p>
+            <w:pPr>
+              <w:spacing w:after="40"/>
+            </w:pPr>
+            <w:r>
+              <w:rPr>
+                <w:b/>
+                <w:sz w:val="18"/>
+              </w:rPr>
+            </w:r>
+            <w:r>
+              <w:rPr>
+                <w:b/>
+                <w:i w:val="0"/>
+                <w:sz w:val="18"/>
+              </w:rPr>
+              <w:t>T4</w:t>
+            </w:r>
+          </w:p>
+        </w:tc>
+        <w:tc>
+          <w:tcPr>
+            <w:tcW w:type="dxa" w:w="7272"/>
+          </w:tcPr>
+          <w:p>
+            <w:pPr>
+              <w:spacing w:after="40"/>
+            </w:pPr>
+            <w:r>
+              <w:rPr>
+                <w:sz w:val="18"/>
+              </w:rPr>
+            </w:r>
+            <w:r>
+              <w:rPr>
+                <w:b w:val="0"/>
+                <w:i w:val="0"/>
+                <w:sz w:val="18"/>
+              </w:rPr>
+              <w:t>Lower margin of the endotracheal tube on a chest x-ray.</w:t>
+            </w:r>
+          </w:p>
+        </w:tc>
+      </w:tr>
+      <w:tr>
+        <w:tc>
+          <w:tcPr>
+            <w:tcW w:type="dxa" w:w="7272"/>
+            <w:shd w:val="clear" w:color="auto" w:fill="F1EEEF"/>
+          </w:tcPr>
+          <w:p>
+            <w:pPr>
+              <w:spacing w:after="40"/>
+            </w:pPr>
+            <w:r>
+              <w:rPr>
+                <w:b/>
+                <w:sz w:val="18"/>
+              </w:rPr>
+            </w:r>
+            <w:r>
+              <w:rPr>
+                <w:b/>
+                <w:i w:val="0"/>
+                <w:sz w:val="18"/>
+              </w:rPr>
+              <w:t>Lung borders</w:t>
+            </w:r>
+          </w:p>
+        </w:tc>
+        <w:tc>
+          <w:tcPr>
+            <w:tcW w:type="dxa" w:w="7272"/>
+          </w:tcPr>
+          <w:p>
+            <w:pPr>
+              <w:spacing w:after="40"/>
+            </w:pPr>
+            <w:r>
+              <w:rPr>
+                <w:sz w:val="18"/>
+              </w:rPr>
+            </w:r>
+            <w:r>
+              <w:rPr>
+                <w:b w:val="0"/>
+                <w:i w:val="0"/>
+                <w:sz w:val="18"/>
+              </w:rPr>
+              <w:t>Apices 2-4 cm above the medial third of the clavicle. Inferior: 6th rib midclavicular, 8th rib midaxillary, T10 posterior.</w:t>
+            </w:r>
+          </w:p>
+        </w:tc>
+      </w:tr>
+      <w:tr>
+        <w:tc>
+          <w:tcPr>
+            <w:tcW w:type="dxa" w:w="7272"/>
+            <w:shd w:val="clear" w:color="auto" w:fill="F1EEEF"/>
+          </w:tcPr>
+          <w:p>
+            <w:pPr>
+              <w:spacing w:after="40"/>
+            </w:pPr>
+            <w:r>
+              <w:rPr>
+                <w:b/>
+                <w:sz w:val="18"/>
+              </w:rPr>
+            </w:r>
+            <w:r>
+              <w:rPr>
+                <w:b/>
+                <w:i w:val="0"/>
+                <w:sz w:val="18"/>
+              </w:rPr>
+              <w:t>Lobes and fissures</w:t>
+            </w:r>
+          </w:p>
+        </w:tc>
+        <w:tc>
+          <w:tcPr>
+            <w:tcW w:type="dxa" w:w="7272"/>
+          </w:tcPr>
+          <w:p>
+            <w:pPr>
+              <w:spacing w:after="40"/>
+            </w:pPr>
+            <w:r>
+              <w:rPr>
+                <w:sz w:val="18"/>
+              </w:rPr>
+            </w:r>
+            <w:r>
+              <w:rPr>
+                <w:b w:val="0"/>
+                <w:i w:val="0"/>
+                <w:sz w:val="18"/>
+              </w:rPr>
+              <w:t>Right: upper, middle, lower. Left: upper and lower only. Oblique: T3 behind to 6th rib in front. Right horizontal: follows the 4th rib to the 5th at the midaxillary line.</w:t>
+            </w:r>
+          </w:p>
+        </w:tc>
+      </w:tr>
+      <w:tr>
+        <w:tc>
+          <w:tcPr>
+            <w:tcW w:type="dxa" w:w="7272"/>
+            <w:shd w:val="clear" w:color="auto" w:fill="F1EEEF"/>
+          </w:tcPr>
+          <w:p>
+            <w:pPr>
+              <w:spacing w:after="40"/>
+            </w:pPr>
+            <w:r>
+              <w:rPr>
+                <w:b/>
+                <w:sz w:val="18"/>
+              </w:rPr>
+            </w:r>
+            <w:r>
+              <w:rPr>
+                <w:b/>
+                <w:i w:val="0"/>
+                <w:sz w:val="18"/>
+              </w:rPr>
+              <w:t>Airways</w:t>
+            </w:r>
+          </w:p>
+        </w:tc>
+        <w:tc>
+          <w:tcPr>
+            <w:tcW w:type="dxa" w:w="7272"/>
+          </w:tcPr>
+          <w:p>
+            <w:pPr>
+              <w:spacing w:after="40"/>
+            </w:pPr>
+            <w:r>
+              <w:rPr>
+                <w:sz w:val="18"/>
+              </w:rPr>
+            </w:r>
+            <w:r>
+              <w:rPr>
+                <w:b w:val="0"/>
+                <w:i w:val="0"/>
+                <w:sz w:val="18"/>
+              </w:rPr>
+              <w:t>Carina at the sternal angle / T4-T5. Right main bronchus wider, shorter, more vertical; left longer, horizontal, under the aortic arch. Alveoli = gas exchange.</w:t>
+            </w:r>
+          </w:p>
+        </w:tc>
+      </w:tr>
+      <w:tr>
+        <w:tc>
+          <w:tcPr>
+            <w:tcW w:type="dxa" w:w="7272"/>
+            <w:shd w:val="clear" w:color="auto" w:fill="F1EEEF"/>
+          </w:tcPr>
+          <w:p>
+            <w:pPr>
+              <w:spacing w:after="40"/>
+            </w:pPr>
+            <w:r>
+              <w:rPr>
+                <w:b/>
+                <w:sz w:val="18"/>
+              </w:rPr>
+            </w:r>
+            <w:r>
+              <w:rPr>
+                <w:b/>
+                <w:i w:val="0"/>
+                <w:sz w:val="18"/>
+              </w:rPr>
+              <w:t>Pleurae</w:t>
+            </w:r>
+          </w:p>
+        </w:tc>
+        <w:tc>
+          <w:tcPr>
+            <w:tcW w:type="dxa" w:w="7272"/>
+          </w:tcPr>
+          <w:p>
+            <w:pPr>
+              <w:spacing w:after="40"/>
+            </w:pPr>
+            <w:r>
+              <w:rPr>
+                <w:sz w:val="18"/>
+              </w:rPr>
+            </w:r>
+            <w:r>
+              <w:rPr>
+                <w:b w:val="0"/>
+                <w:i w:val="0"/>
+                <w:sz w:val="18"/>
+              </w:rPr>
+              <w:t>Visceral: no sensory nerves. Parietal: intercostal and phrenic nerves, so pleuritic pain on deep inspiration. Pleural fluid surface tension holds lung to chest wall.</w:t>
+            </w:r>
+          </w:p>
+        </w:tc>
+      </w:tr>
+      <w:tr>
+        <w:tc>
+          <w:tcPr>
+            <w:tcW w:type="dxa" w:w="7272"/>
+            <w:shd w:val="clear" w:color="auto" w:fill="F1EEEF"/>
+          </w:tcPr>
+          <w:p>
+            <w:pPr>
+              <w:spacing w:after="40"/>
+            </w:pPr>
+            <w:r>
+              <w:rPr>
+                <w:b/>
+                <w:sz w:val="18"/>
+              </w:rPr>
+            </w:r>
+            <w:r>
+              <w:rPr>
+                <w:b/>
+                <w:i w:val="0"/>
+                <w:sz w:val="18"/>
+              </w:rPr>
+              <w:t>Effusion types</w:t>
+            </w:r>
+          </w:p>
+        </w:tc>
+        <w:tc>
+          <w:tcPr>
+            <w:tcW w:type="dxa" w:w="7272"/>
+          </w:tcPr>
+          <w:p>
+            <w:pPr>
+              <w:spacing w:after="40"/>
+            </w:pPr>
+            <w:r>
+              <w:rPr>
+                <w:sz w:val="18"/>
+              </w:rPr>
+            </w:r>
+            <w:r>
+              <w:rPr>
+                <w:b w:val="0"/>
+                <w:i w:val="0"/>
+                <w:sz w:val="18"/>
+              </w:rPr>
+              <w:t>Transudative: heart failure, cirrhosis, nephrotic syndrome. Exudative: pneumonia, malignancy, pulmonary embolism, tuberculosis, pancreatitis.</w:t>
+            </w:r>
+          </w:p>
+        </w:tc>
+      </w:tr>
+    </w:tbl>
+    <w:p>
+      <w:pPr>
+        <w:spacing w:after="80"/>
+      </w:pPr>
+    </w:p>
+    <w:p>
+      <w:pPr>
+        <w:pStyle w:val="Heading1"/>
+        <w:spacing w:before="280" w:after="100"/>
+      </w:pPr>
+      <w:r>
+        <w:rPr>
+          <w:rFonts w:ascii="Georgia" w:hAnsi="Georgia"/>
+          <w:color w:val="17494B"/>
+        </w:rPr>
+        <w:t>The Respiratory History</w:t>
+      </w:r>
+    </w:p>
+    <w:tbl>
+      <w:tblPr>
+        <w:tblStyle w:val="TableGrid"/>
+        <w:tblW w:type="auto" w:w="0"/>
+        <w:jc w:val="center"/>
+        <w:tblLook w:firstColumn="1" w:firstRow="1" w:lastColumn="0" w:lastRow="0" w:noHBand="0" w:noVBand="1" w:val="04A0"/>
+        <w:tblBorders>
+          <w:top w:val="single" w:sz="4" w:space="0" w:color="D8D2D4"/>
+          <w:left w:val="single" w:sz="4" w:space="0" w:color="D8D2D4"/>
+          <w:bottom w:val="single" w:sz="4" w:space="0" w:color="D8D2D4"/>
+          <w:right w:val="single" w:sz="4" w:space="0" w:color="D8D2D4"/>
+          <w:insideH w:val="single" w:sz="4" w:space="0" w:color="D8D2D4"/>
+          <w:insideV w:val="single" w:sz="4" w:space="0" w:color="D8D2D4"/>
+        </w:tblBorders>
+      </w:tblPr>
+      <w:tblGrid>
+        <w:gridCol w:w="7272"/>
+        <w:gridCol w:w="7272"/>
+      </w:tblGrid>
+      <w:tr>
+        <w:tc>
+          <w:tcPr>
+            <w:tcW w:type="dxa" w:w="7272"/>
+            <w:shd w:val="clear" w:color="auto" w:fill="17494B"/>
+          </w:tcPr>
+          <w:p>
+            <w:pPr>
+              <w:spacing w:after="40"/>
+            </w:pPr>
+            <w:r>
+              <w:rPr>
+                <w:b/>
+                <w:color w:val="FFFFFF"/>
+                <w:sz w:val="18"/>
+              </w:rPr>
+            </w:r>
+            <w:r>
+              <w:rPr>
+                <w:b/>
+                <w:i w:val="0"/>
+                <w:color w:val="FFFFFF"/>
+                <w:sz w:val="18"/>
+              </w:rPr>
+              <w:t>Term</w:t>
+            </w:r>
+          </w:p>
+        </w:tc>
+        <w:tc>
+          <w:tcPr>
+            <w:tcW w:type="dxa" w:w="7272"/>
+            <w:shd w:val="clear" w:color="auto" w:fill="17494B"/>
+          </w:tcPr>
+          <w:p>
+            <w:pPr>
+              <w:spacing w:after="40"/>
+            </w:pPr>
+            <w:r>
+              <w:rPr>
+                <w:b/>
+                <w:color w:val="FFFFFF"/>
+                <w:sz w:val="18"/>
+              </w:rPr>
+            </w:r>
+            <w:r>
+              <w:rPr>
+                <w:b/>
+                <w:i w:val="0"/>
+                <w:color w:val="FFFFFF"/>
+                <w:sz w:val="18"/>
+              </w:rPr>
+              <w:t>What you need to know</w:t>
+            </w:r>
+          </w:p>
+        </w:tc>
+      </w:tr>
+      <w:tr>
+        <w:tc>
+          <w:tcPr>
+            <w:tcW w:type="dxa" w:w="7272"/>
+            <w:shd w:val="clear" w:color="auto" w:fill="F1EEEF"/>
+          </w:tcPr>
+          <w:p>
+            <w:pPr>
+              <w:spacing w:after="40"/>
+            </w:pPr>
+            <w:r>
+              <w:rPr>
+                <w:b/>
+                <w:sz w:val="18"/>
+              </w:rPr>
+            </w:r>
+            <w:r>
+              <w:rPr>
+                <w:b/>
+                <w:i w:val="0"/>
+                <w:sz w:val="18"/>
+              </w:rPr>
+              <w:t>Open</w:t>
+            </w:r>
+          </w:p>
+        </w:tc>
+        <w:tc>
+          <w:tcPr>
+            <w:tcW w:type="dxa" w:w="7272"/>
+          </w:tcPr>
+          <w:p>
+            <w:pPr>
+              <w:spacing w:after="40"/>
+            </w:pPr>
+            <w:r>
+              <w:rPr>
+                <w:sz w:val="18"/>
+              </w:rPr>
+            </w:r>
+            <w:r>
+              <w:rPr>
+                <w:b w:val="0"/>
+                <w:i w:val="0"/>
+                <w:sz w:val="18"/>
+              </w:rPr>
+              <w:t>Open-ended question first; the patient's own words. Then onset, timing, triggers, position, exposures, impact on daily life.</w:t>
+            </w:r>
+          </w:p>
+        </w:tc>
+      </w:tr>
+      <w:tr>
+        <w:tc>
+          <w:tcPr>
+            <w:tcW w:type="dxa" w:w="7272"/>
+            <w:shd w:val="clear" w:color="auto" w:fill="F1EEEF"/>
+          </w:tcPr>
+          <w:p>
+            <w:pPr>
+              <w:spacing w:after="40"/>
+            </w:pPr>
+            <w:r>
+              <w:rPr>
+                <w:b/>
+                <w:sz w:val="18"/>
+              </w:rPr>
+            </w:r>
+            <w:r>
+              <w:rPr>
+                <w:b/>
+                <w:i w:val="0"/>
+                <w:sz w:val="18"/>
+              </w:rPr>
+              <w:t>Exposures</w:t>
+            </w:r>
+          </w:p>
+        </w:tc>
+        <w:tc>
+          <w:tcPr>
+            <w:tcW w:type="dxa" w:w="7272"/>
+          </w:tcPr>
+          <w:p>
+            <w:pPr>
+              <w:spacing w:after="40"/>
+            </w:pPr>
+            <w:r>
+              <w:rPr>
+                <w:sz w:val="18"/>
+              </w:rPr>
+            </w:r>
+            <w:r>
+              <w:rPr>
+                <w:b w:val="0"/>
+                <w:i w:val="0"/>
+                <w:sz w:val="18"/>
+              </w:rPr>
+              <w:t>Tobacco and nicotine; marijuana (smoked, vaped, ingested); recreational drugs incl. inhaled or intranasal; occupation and environment; recent travel.</w:t>
+            </w:r>
+          </w:p>
+        </w:tc>
+      </w:tr>
+      <w:tr>
+        <w:tc>
+          <w:tcPr>
+            <w:tcW w:type="dxa" w:w="7272"/>
+            <w:shd w:val="clear" w:color="auto" w:fill="F1EEEF"/>
+          </w:tcPr>
+          <w:p>
+            <w:pPr>
+              <w:spacing w:after="40"/>
+            </w:pPr>
+            <w:r>
+              <w:rPr>
+                <w:b/>
+                <w:sz w:val="18"/>
+              </w:rPr>
+            </w:r>
+            <w:r>
+              <w:rPr>
+                <w:b/>
+                <w:i w:val="0"/>
+                <w:sz w:val="18"/>
+              </w:rPr>
+              <w:t>Chest pain patterns</w:t>
+            </w:r>
+          </w:p>
+        </w:tc>
+        <w:tc>
+          <w:tcPr>
+            <w:tcW w:type="dxa" w:w="7272"/>
+          </w:tcPr>
+          <w:p>
+            <w:pPr>
+              <w:spacing w:after="40"/>
+            </w:pPr>
+            <w:r>
+              <w:rPr>
+                <w:sz w:val="18"/>
+              </w:rPr>
+            </w:r>
+            <w:r>
+              <w:rPr>
+                <w:b w:val="0"/>
+                <w:i w:val="0"/>
+                <w:sz w:val="18"/>
+              </w:rPr>
+              <w:t>Pressure = angina or infarction. Sudden tearing to the back = aortic dissection. Sharp pleuritic (inspiration, cough) = pulmonary embolism, pneumothorax, pneumonia, pleuritis. Sharp positional, better sitting forward = pericarditis. Burning postprandial = reflux. Reproducible = chest wall, costochondritis.</w:t>
+            </w:r>
+          </w:p>
+        </w:tc>
+      </w:tr>
+      <w:tr>
+        <w:tc>
+          <w:tcPr>
+            <w:tcW w:type="dxa" w:w="7272"/>
+            <w:shd w:val="clear" w:color="auto" w:fill="F1EEEF"/>
+          </w:tcPr>
+          <w:p>
+            <w:pPr>
+              <w:spacing w:after="40"/>
+            </w:pPr>
+            <w:r>
+              <w:rPr>
+                <w:b/>
+                <w:sz w:val="18"/>
+              </w:rPr>
+            </w:r>
+            <w:r>
+              <w:rPr>
+                <w:b/>
+                <w:i w:val="0"/>
+                <w:sz w:val="18"/>
+              </w:rPr>
+              <w:t>Dyspnea</w:t>
+            </w:r>
+          </w:p>
+        </w:tc>
+        <w:tc>
+          <w:tcPr>
+            <w:tcW w:type="dxa" w:w="7272"/>
+          </w:tcPr>
+          <w:p>
+            <w:pPr>
+              <w:spacing w:after="40"/>
+            </w:pPr>
+            <w:r>
+              <w:rPr>
+                <w:sz w:val="18"/>
+              </w:rPr>
+            </w:r>
+            <w:r>
+              <w:rPr>
+                <w:b w:val="0"/>
+                <w:i w:val="0"/>
+                <w:sz w:val="18"/>
+              </w:rPr>
+              <w:t>Painless but uncomfortable awareness of breathing, inappropriate to exertion. Severity: distance, flights of stairs, groceries, making the bed, change from baseline.</w:t>
+            </w:r>
+          </w:p>
+        </w:tc>
+      </w:tr>
+      <w:tr>
+        <w:tc>
+          <w:tcPr>
+            <w:tcW w:type="dxa" w:w="7272"/>
+            <w:shd w:val="clear" w:color="auto" w:fill="F1EEEF"/>
+          </w:tcPr>
+          <w:p>
+            <w:pPr>
+              <w:spacing w:after="40"/>
+            </w:pPr>
+            <w:r>
+              <w:rPr>
+                <w:b/>
+                <w:sz w:val="18"/>
+              </w:rPr>
+            </w:r>
+            <w:r>
+              <w:rPr>
+                <w:b/>
+                <w:i w:val="0"/>
+                <w:sz w:val="18"/>
+              </w:rPr>
+              <w:t>Wheezing</w:t>
+            </w:r>
+          </w:p>
+        </w:tc>
+        <w:tc>
+          <w:tcPr>
+            <w:tcW w:type="dxa" w:w="7272"/>
+          </w:tcPr>
+          <w:p>
+            <w:pPr>
+              <w:spacing w:after="40"/>
+            </w:pPr>
+            <w:r>
+              <w:rPr>
+                <w:sz w:val="18"/>
+              </w:rPr>
+            </w:r>
+            <w:r>
+              <w:rPr>
+                <w:b w:val="0"/>
+                <w:i w:val="0"/>
+                <w:sz w:val="18"/>
+              </w:rPr>
+              <w:t>Musical, audible to the patient and others. Partial LOWER airway obstruction: asthma secretions and inflammation, or a foreign body.</w:t>
+            </w:r>
+          </w:p>
+        </w:tc>
+      </w:tr>
+      <w:tr>
+        <w:tc>
+          <w:tcPr>
+            <w:tcW w:type="dxa" w:w="7272"/>
+            <w:shd w:val="clear" w:color="auto" w:fill="F1EEEF"/>
+          </w:tcPr>
+          <w:p>
+            <w:pPr>
+              <w:spacing w:after="40"/>
+            </w:pPr>
+            <w:r>
+              <w:rPr>
+                <w:b/>
+                <w:sz w:val="18"/>
+              </w:rPr>
+            </w:r>
+            <w:r>
+              <w:rPr>
+                <w:b/>
+                <w:i w:val="0"/>
+                <w:sz w:val="18"/>
+              </w:rPr>
+              <w:t>Cough</w:t>
+            </w:r>
+          </w:p>
+        </w:tc>
+        <w:tc>
+          <w:tcPr>
+            <w:tcW w:type="dxa" w:w="7272"/>
+          </w:tcPr>
+          <w:p>
+            <w:pPr>
+              <w:spacing w:after="40"/>
+            </w:pPr>
+            <w:r>
+              <w:rPr>
+                <w:sz w:val="18"/>
+              </w:rPr>
+            </w:r>
+            <w:r>
+              <w:rPr>
+                <w:b w:val="0"/>
+                <w:i w:val="0"/>
+                <w:sz w:val="18"/>
+              </w:rPr>
+              <w:t>Reflex from receptors in the larynx, trachea, large bronchi. Acute under 3 weeks; subacute 3-8; chronic over 8. Slide 19's second line was corrected aloud to 'related to medication'.</w:t>
+            </w:r>
+          </w:p>
+        </w:tc>
+      </w:tr>
+      <w:tr>
+        <w:tc>
+          <w:tcPr>
+            <w:tcW w:type="dxa" w:w="7272"/>
+            <w:shd w:val="clear" w:color="auto" w:fill="F1EEEF"/>
+          </w:tcPr>
+          <w:p>
+            <w:pPr>
+              <w:spacing w:after="40"/>
+            </w:pPr>
+            <w:r>
+              <w:rPr>
+                <w:b/>
+                <w:sz w:val="18"/>
+              </w:rPr>
+            </w:r>
+            <w:r>
+              <w:rPr>
+                <w:b/>
+                <w:i w:val="0"/>
+                <w:sz w:val="18"/>
+              </w:rPr>
+              <w:t>Sputum</w:t>
+            </w:r>
+          </w:p>
+        </w:tc>
+        <w:tc>
+          <w:tcPr>
+            <w:tcW w:type="dxa" w:w="7272"/>
+          </w:tcPr>
+          <w:p>
+            <w:pPr>
+              <w:spacing w:after="40"/>
+            </w:pPr>
+            <w:r>
+              <w:rPr>
+                <w:sz w:val="18"/>
+              </w:rPr>
+            </w:r>
+            <w:r>
+              <w:rPr>
+                <w:b w:val="0"/>
+                <w:i w:val="0"/>
+                <w:sz w:val="18"/>
+              </w:rPr>
+              <w:t>Mucoid (translucent, white, gray) = viral, postnasal drip. Purulent (yellow, green) = bacterial pneumonia. Foul = anaerobic lung abscess. Copious foul = cystic fibrosis, bronchiectasis.</w:t>
+            </w:r>
+          </w:p>
+        </w:tc>
+      </w:tr>
+      <w:tr>
+        <w:tc>
+          <w:tcPr>
+            <w:tcW w:type="dxa" w:w="7272"/>
+            <w:shd w:val="clear" w:color="auto" w:fill="F1EEEF"/>
+          </w:tcPr>
+          <w:p>
+            <w:pPr>
+              <w:spacing w:after="40"/>
+            </w:pPr>
+            <w:r>
+              <w:rPr>
+                <w:b/>
+                <w:sz w:val="18"/>
+              </w:rPr>
+            </w:r>
+            <w:r>
+              <w:rPr>
+                <w:b/>
+                <w:i w:val="0"/>
+                <w:sz w:val="18"/>
+              </w:rPr>
+              <w:t>Sleep</w:t>
+            </w:r>
+          </w:p>
+        </w:tc>
+        <w:tc>
+          <w:tcPr>
+            <w:tcW w:type="dxa" w:w="7272"/>
+          </w:tcPr>
+          <w:p>
+            <w:pPr>
+              <w:spacing w:after="40"/>
+            </w:pPr>
+            <w:r>
+              <w:rPr>
+                <w:sz w:val="18"/>
+              </w:rPr>
+            </w:r>
+            <w:r>
+              <w:rPr>
+                <w:b w:val="0"/>
+                <w:i w:val="0"/>
+                <w:sz w:val="18"/>
+              </w:rPr>
+              <w:t>Loud persistent snoring = hallmark of obstructive sleep apnea. Witnessed apneas (10 seconds or more), choking on waking, morning headache, daytime sleepiness. Others: restless legs, narcolepsy, insomnia.</w:t>
+            </w:r>
+          </w:p>
+        </w:tc>
+      </w:tr>
+    </w:tbl>
+    <w:p>
+      <w:pPr>
+        <w:spacing w:after="80"/>
+      </w:pPr>
+    </w:p>
+    <w:p>
+      <w:pPr>
+        <w:pStyle w:val="Heading1"/>
+        <w:spacing w:before="280" w:after="100"/>
+      </w:pPr>
+      <w:r>
+        <w:rPr>
+          <w:rFonts w:ascii="Georgia" w:hAnsi="Georgia"/>
+          <w:color w:val="17494B"/>
+        </w:rPr>
+        <w:t>Clubbing &amp; Hemoptysis</w:t>
+      </w:r>
+    </w:p>
+    <w:tbl>
+      <w:tblPr>
+        <w:tblStyle w:val="TableGrid"/>
+        <w:tblW w:type="auto" w:w="0"/>
+        <w:jc w:val="center"/>
+        <w:tblLook w:firstColumn="1" w:firstRow="1" w:lastColumn="0" w:lastRow="0" w:noHBand="0" w:noVBand="1" w:val="04A0"/>
+        <w:tblBorders>
+          <w:top w:val="single" w:sz="4" w:space="0" w:color="D8D2D4"/>
+          <w:left w:val="single" w:sz="4" w:space="0" w:color="D8D2D4"/>
+          <w:bottom w:val="single" w:sz="4" w:space="0" w:color="D8D2D4"/>
+          <w:right w:val="single" w:sz="4" w:space="0" w:color="D8D2D4"/>
+          <w:insideH w:val="single" w:sz="4" w:space="0" w:color="D8D2D4"/>
+          <w:insideV w:val="single" w:sz="4" w:space="0" w:color="D8D2D4"/>
+        </w:tblBorders>
+      </w:tblPr>
+      <w:tblGrid>
+        <w:gridCol w:w="7272"/>
+        <w:gridCol w:w="7272"/>
+      </w:tblGrid>
+      <w:tr>
+        <w:tc>
+          <w:tcPr>
+            <w:tcW w:type="dxa" w:w="7272"/>
+            <w:shd w:val="clear" w:color="auto" w:fill="17494B"/>
+          </w:tcPr>
+          <w:p>
+            <w:pPr>
+              <w:spacing w:after="40"/>
+            </w:pPr>
+            <w:r>
+              <w:rPr>
+                <w:b/>
+                <w:color w:val="FFFFFF"/>
+                <w:sz w:val="18"/>
+              </w:rPr>
+            </w:r>
+            <w:r>
+              <w:rPr>
+                <w:b/>
+                <w:i w:val="0"/>
+                <w:color w:val="FFFFFF"/>
+                <w:sz w:val="18"/>
+              </w:rPr>
+              <w:t>Term</w:t>
+            </w:r>
+          </w:p>
+        </w:tc>
+        <w:tc>
+          <w:tcPr>
+            <w:tcW w:type="dxa" w:w="7272"/>
+            <w:shd w:val="clear" w:color="auto" w:fill="17494B"/>
+          </w:tcPr>
+          <w:p>
+            <w:pPr>
+              <w:spacing w:after="40"/>
+            </w:pPr>
+            <w:r>
+              <w:rPr>
+                <w:b/>
+                <w:color w:val="FFFFFF"/>
+                <w:sz w:val="18"/>
+              </w:rPr>
+            </w:r>
+            <w:r>
+              <w:rPr>
+                <w:b/>
+                <w:i w:val="0"/>
+                <w:color w:val="FFFFFF"/>
+                <w:sz w:val="18"/>
+              </w:rPr>
+              <w:t>What you need to know</w:t>
+            </w:r>
+          </w:p>
+        </w:tc>
+      </w:tr>
+      <w:tr>
+        <w:tc>
+          <w:tcPr>
+            <w:tcW w:type="dxa" w:w="7272"/>
+            <w:shd w:val="clear" w:color="auto" w:fill="F1EEEF"/>
+          </w:tcPr>
+          <w:p>
+            <w:pPr>
+              <w:spacing w:after="40"/>
+            </w:pPr>
+            <w:r>
+              <w:rPr>
+                <w:b/>
+                <w:sz w:val="18"/>
+              </w:rPr>
+            </w:r>
+            <w:r>
+              <w:rPr>
+                <w:b/>
+                <w:i w:val="0"/>
+                <w:sz w:val="18"/>
+              </w:rPr>
+              <w:t>Hemoptysis</w:t>
+            </w:r>
+          </w:p>
+        </w:tc>
+        <w:tc>
+          <w:tcPr>
+            <w:tcW w:type="dxa" w:w="7272"/>
+          </w:tcPr>
+          <w:p>
+            <w:pPr>
+              <w:spacing w:after="40"/>
+            </w:pPr>
+            <w:r>
+              <w:rPr>
+                <w:sz w:val="18"/>
+              </w:rPr>
+            </w:r>
+            <w:r>
+              <w:rPr>
+                <w:b w:val="0"/>
+                <w:i w:val="0"/>
+                <w:sz w:val="18"/>
+              </w:rPr>
+              <w:t>Blood coughed up from the LOWER respiratory tract, streaks to frank blood. Rare in infants, children, adolescents. Confirm the source before using the word.</w:t>
+            </w:r>
+          </w:p>
+        </w:tc>
+      </w:tr>
+      <w:tr>
+        <w:tc>
+          <w:tcPr>
+            <w:tcW w:type="dxa" w:w="7272"/>
+            <w:shd w:val="clear" w:color="auto" w:fill="F1EEEF"/>
+          </w:tcPr>
+          <w:p>
+            <w:pPr>
+              <w:spacing w:after="40"/>
+            </w:pPr>
+            <w:r>
+              <w:rPr>
+                <w:b/>
+                <w:sz w:val="18"/>
+              </w:rPr>
+            </w:r>
+            <w:r>
+              <w:rPr>
+                <w:b/>
+                <w:i w:val="0"/>
+                <w:sz w:val="18"/>
+              </w:rPr>
+              <w:t>Stomach or lung?</w:t>
+            </w:r>
+          </w:p>
+        </w:tc>
+        <w:tc>
+          <w:tcPr>
+            <w:tcW w:type="dxa" w:w="7272"/>
+          </w:tcPr>
+          <w:p>
+            <w:pPr>
+              <w:spacing w:after="40"/>
+            </w:pPr>
+            <w:r>
+              <w:rPr>
+                <w:sz w:val="18"/>
+              </w:rPr>
+            </w:r>
+            <w:r>
+              <w:rPr>
+                <w:b w:val="0"/>
+                <w:i w:val="0"/>
+                <w:sz w:val="18"/>
+              </w:rPr>
+              <w:t>Vomited = likely gastrointestinal. Stomach blood is darker, with food particles. Nasopharyngeal or gastric blood can be aspirated and coughed out.</w:t>
+            </w:r>
+          </w:p>
+        </w:tc>
+      </w:tr>
+      <w:tr>
+        <w:tc>
+          <w:tcPr>
+            <w:tcW w:type="dxa" w:w="7272"/>
+            <w:shd w:val="clear" w:color="auto" w:fill="F1EEEF"/>
+          </w:tcPr>
+          <w:p>
+            <w:pPr>
+              <w:spacing w:after="40"/>
+            </w:pPr>
+            <w:r>
+              <w:rPr>
+                <w:b/>
+                <w:sz w:val="18"/>
+              </w:rPr>
+            </w:r>
+            <w:r>
+              <w:rPr>
+                <w:b/>
+                <w:i w:val="0"/>
+                <w:sz w:val="18"/>
+              </w:rPr>
+              <w:t>Massive</w:t>
+            </w:r>
+          </w:p>
+        </w:tc>
+        <w:tc>
+          <w:tcPr>
+            <w:tcW w:type="dxa" w:w="7272"/>
+          </w:tcPr>
+          <w:p>
+            <w:pPr>
+              <w:spacing w:after="40"/>
+            </w:pPr>
+            <w:r>
+              <w:rPr>
+                <w:sz w:val="18"/>
+              </w:rPr>
+            </w:r>
+            <w:r>
+              <w:rPr>
+                <w:b w:val="0"/>
+                <w:i w:val="0"/>
+                <w:sz w:val="18"/>
+              </w:rPr>
+              <w:t>More than 600 mL in 24 hours: life threatening, urgent intervention (and a patient pouring blood is an emergency before you reach 600).</w:t>
+            </w:r>
+          </w:p>
+        </w:tc>
+      </w:tr>
+      <w:tr>
+        <w:tc>
+          <w:tcPr>
+            <w:tcW w:type="dxa" w:w="7272"/>
+            <w:shd w:val="clear" w:color="auto" w:fill="F1EEEF"/>
+          </w:tcPr>
+          <w:p>
+            <w:pPr>
+              <w:spacing w:after="40"/>
+            </w:pPr>
+            <w:r>
+              <w:rPr>
+                <w:b/>
+                <w:sz w:val="18"/>
+              </w:rPr>
+            </w:r>
+            <w:r>
+              <w:rPr>
+                <w:b/>
+                <w:i w:val="0"/>
+                <w:sz w:val="18"/>
+              </w:rPr>
+              <w:t>Causes</w:t>
+            </w:r>
+          </w:p>
+        </w:tc>
+        <w:tc>
+          <w:tcPr>
+            <w:tcW w:type="dxa" w:w="7272"/>
+          </w:tcPr>
+          <w:p>
+            <w:pPr>
+              <w:spacing w:after="40"/>
+            </w:pPr>
+            <w:r>
+              <w:rPr>
+                <w:sz w:val="18"/>
+              </w:rPr>
+            </w:r>
+            <w:r>
+              <w:rPr>
+                <w:b w:val="0"/>
+                <w:i w:val="0"/>
+                <w:sz w:val="18"/>
+              </w:rPr>
+              <w:t>Bacterial pneumonias, chronic bronchitis, bronchiectasis, pulmonary tuberculosis, lung abscess, lung cancer, pulmonary embolism.</w:t>
+            </w:r>
+          </w:p>
+        </w:tc>
+      </w:tr>
+      <w:tr>
+        <w:tc>
+          <w:tcPr>
+            <w:tcW w:type="dxa" w:w="7272"/>
+            <w:shd w:val="clear" w:color="auto" w:fill="F1EEEF"/>
+          </w:tcPr>
+          <w:p>
+            <w:pPr>
+              <w:spacing w:after="40"/>
+            </w:pPr>
+            <w:r>
+              <w:rPr>
+                <w:b/>
+                <w:sz w:val="18"/>
+              </w:rPr>
+            </w:r>
+            <w:r>
+              <w:rPr>
+                <w:b/>
+                <w:i w:val="0"/>
+                <w:sz w:val="18"/>
+              </w:rPr>
+              <w:t>Clubbing</w:t>
+            </w:r>
+          </w:p>
+        </w:tc>
+        <w:tc>
+          <w:tcPr>
+            <w:tcW w:type="dxa" w:w="7272"/>
+          </w:tcPr>
+          <w:p>
+            <w:pPr>
+              <w:spacing w:after="40"/>
+            </w:pPr>
+            <w:r>
+              <w:rPr>
+                <w:sz w:val="18"/>
+              </w:rPr>
+            </w:r>
+            <w:r>
+              <w:rPr>
+                <w:b w:val="0"/>
+                <w:i w:val="0"/>
+                <w:sz w:val="18"/>
+              </w:rPr>
+              <w:t>Bulbous swelling at the nail base; loss of the nail-to-proximal-fold angle; nail bed spongy or floating.</w:t>
+            </w:r>
+          </w:p>
+        </w:tc>
+      </w:tr>
+      <w:tr>
+        <w:tc>
+          <w:tcPr>
+            <w:tcW w:type="dxa" w:w="7272"/>
+            <w:shd w:val="clear" w:color="auto" w:fill="F1EEEF"/>
+          </w:tcPr>
+          <w:p>
+            <w:pPr>
+              <w:spacing w:after="40"/>
+            </w:pPr>
+            <w:r>
+              <w:rPr>
+                <w:b/>
+                <w:sz w:val="18"/>
+              </w:rPr>
+            </w:r>
+            <w:r>
+              <w:rPr>
+                <w:b/>
+                <w:i w:val="0"/>
+                <w:sz w:val="18"/>
+              </w:rPr>
+              <w:t>Clubbing seen in</w:t>
+            </w:r>
+          </w:p>
+        </w:tc>
+        <w:tc>
+          <w:tcPr>
+            <w:tcW w:type="dxa" w:w="7272"/>
+          </w:tcPr>
+          <w:p>
+            <w:pPr>
+              <w:spacing w:after="40"/>
+            </w:pPr>
+            <w:r>
+              <w:rPr>
+                <w:sz w:val="18"/>
+              </w:rPr>
+            </w:r>
+            <w:r>
+              <w:rPr>
+                <w:b w:val="0"/>
+                <w:i w:val="0"/>
+                <w:sz w:val="18"/>
+              </w:rPr>
+              <w:t>Interstitial lung disease, pulmonary fibrosis, lung cancer, bronchiectasis, cystic fibrosis, lung abscess; congenital heart disease, inflammatory bowel disease, malignancy.</w:t>
+            </w:r>
+          </w:p>
+        </w:tc>
+      </w:tr>
+    </w:tbl>
+    <w:p>
+      <w:pPr>
+        <w:spacing w:after="80"/>
+      </w:pPr>
+    </w:p>
+    <w:p>
+      <w:pPr>
+        <w:pStyle w:val="Heading1"/>
+        <w:spacing w:before="280" w:after="100"/>
+      </w:pPr>
+      <w:r>
+        <w:rPr>
+          <w:rFonts w:ascii="Georgia" w:hAnsi="Georgia"/>
+          <w:color w:val="17494B"/>
+        </w:rPr>
+        <w:t>Dyspnea: Sudden vs Gradual vs Episodic</w:t>
+      </w:r>
+    </w:p>
+    <w:tbl>
+      <w:tblPr>
+        <w:tblStyle w:val="TableGrid"/>
+        <w:tblW w:type="auto" w:w="0"/>
+        <w:jc w:val="center"/>
+        <w:tblLook w:firstColumn="1" w:firstRow="1" w:lastColumn="0" w:lastRow="0" w:noHBand="0" w:noVBand="1" w:val="04A0"/>
+        <w:tblBorders>
+          <w:top w:val="single" w:sz="4" w:space="0" w:color="D8D2D4"/>
+          <w:left w:val="single" w:sz="4" w:space="0" w:color="D8D2D4"/>
+          <w:bottom w:val="single" w:sz="4" w:space="0" w:color="D8D2D4"/>
+          <w:right w:val="single" w:sz="4" w:space="0" w:color="D8D2D4"/>
+          <w:insideH w:val="single" w:sz="4" w:space="0" w:color="D8D2D4"/>
+          <w:insideV w:val="single" w:sz="4" w:space="0" w:color="D8D2D4"/>
+        </w:tblBorders>
+      </w:tblPr>
+      <w:tblGrid>
+        <w:gridCol w:w="7272"/>
+        <w:gridCol w:w="7272"/>
+      </w:tblGrid>
+      <w:tr>
+        <w:tc>
+          <w:tcPr>
+            <w:tcW w:type="dxa" w:w="7272"/>
+            <w:shd w:val="clear" w:color="auto" w:fill="17494B"/>
+          </w:tcPr>
+          <w:p>
+            <w:pPr>
+              <w:spacing w:after="40"/>
+            </w:pPr>
+            <w:r>
+              <w:rPr>
+                <w:b/>
+                <w:color w:val="FFFFFF"/>
+                <w:sz w:val="18"/>
+              </w:rPr>
+            </w:r>
+            <w:r>
+              <w:rPr>
+                <w:b/>
+                <w:i w:val="0"/>
+                <w:color w:val="FFFFFF"/>
+                <w:sz w:val="18"/>
+              </w:rPr>
+              <w:t>Term</w:t>
+            </w:r>
+          </w:p>
+        </w:tc>
+        <w:tc>
+          <w:tcPr>
+            <w:tcW w:type="dxa" w:w="7272"/>
+            <w:shd w:val="clear" w:color="auto" w:fill="17494B"/>
+          </w:tcPr>
+          <w:p>
+            <w:pPr>
+              <w:spacing w:after="40"/>
+            </w:pPr>
+            <w:r>
+              <w:rPr>
+                <w:b/>
+                <w:color w:val="FFFFFF"/>
+                <w:sz w:val="18"/>
+              </w:rPr>
+            </w:r>
+            <w:r>
+              <w:rPr>
+                <w:b/>
+                <w:i w:val="0"/>
+                <w:color w:val="FFFFFF"/>
+                <w:sz w:val="18"/>
+              </w:rPr>
+              <w:t>What you need to know</w:t>
+            </w:r>
+          </w:p>
+        </w:tc>
+      </w:tr>
+      <w:tr>
+        <w:tc>
+          <w:tcPr>
+            <w:tcW w:type="dxa" w:w="7272"/>
+            <w:shd w:val="clear" w:color="auto" w:fill="F1EEEF"/>
+          </w:tcPr>
+          <w:p>
+            <w:pPr>
+              <w:spacing w:after="40"/>
+            </w:pPr>
+            <w:r>
+              <w:rPr>
+                <w:b/>
+                <w:sz w:val="18"/>
+              </w:rPr>
+            </w:r>
+            <w:r>
+              <w:rPr>
+                <w:b/>
+                <w:i w:val="0"/>
+                <w:sz w:val="18"/>
+              </w:rPr>
+              <w:t>SUDDEN: pneumothorax</w:t>
+            </w:r>
+          </w:p>
+        </w:tc>
+        <w:tc>
+          <w:tcPr>
+            <w:tcW w:type="dxa" w:w="7272"/>
+          </w:tcPr>
+          <w:p>
+            <w:pPr>
+              <w:spacing w:after="40"/>
+            </w:pPr>
+            <w:r>
+              <w:rPr>
+                <w:sz w:val="18"/>
+              </w:rPr>
+            </w:r>
+            <w:r>
+              <w:rPr>
+                <w:b w:val="0"/>
+                <w:i w:val="0"/>
+                <w:sz w:val="18"/>
+              </w:rPr>
+              <w:t>Abrupt unilateral pleuritic pain, cough. Trauma, recent procedure, emphysema, prior pneumothorax.</w:t>
+            </w:r>
+          </w:p>
+        </w:tc>
+      </w:tr>
+      <w:tr>
+        <w:tc>
+          <w:tcPr>
+            <w:tcW w:type="dxa" w:w="7272"/>
+            <w:shd w:val="clear" w:color="auto" w:fill="F1EEEF"/>
+          </w:tcPr>
+          <w:p>
+            <w:pPr>
+              <w:spacing w:after="40"/>
+            </w:pPr>
+            <w:r>
+              <w:rPr>
+                <w:b/>
+                <w:sz w:val="18"/>
+              </w:rPr>
+            </w:r>
+            <w:r>
+              <w:rPr>
+                <w:b/>
+                <w:i w:val="0"/>
+                <w:sz w:val="18"/>
+              </w:rPr>
+              <w:t>SUDDEN: pulmonary embolism</w:t>
+            </w:r>
+          </w:p>
+        </w:tc>
+        <w:tc>
+          <w:tcPr>
+            <w:tcW w:type="dxa" w:w="7272"/>
+          </w:tcPr>
+          <w:p>
+            <w:pPr>
+              <w:spacing w:after="40"/>
+            </w:pPr>
+            <w:r>
+              <w:rPr>
+                <w:sz w:val="18"/>
+              </w:rPr>
+            </w:r>
+            <w:r>
+              <w:rPr>
+                <w:b w:val="0"/>
+                <w:i w:val="0"/>
+                <w:sz w:val="18"/>
+              </w:rPr>
+              <w:t>Unexplained dyspnea; pleuritic pain, hemoptysis, syncope, one-sided leg symptoms. Prior clot, surgery, immobility, cancer, estrogen, pregnancy or postpartum.</w:t>
+            </w:r>
+          </w:p>
+        </w:tc>
+      </w:tr>
+      <w:tr>
+        <w:tc>
+          <w:tcPr>
+            <w:tcW w:type="dxa" w:w="7272"/>
+            <w:shd w:val="clear" w:color="auto" w:fill="F1EEEF"/>
+          </w:tcPr>
+          <w:p>
+            <w:pPr>
+              <w:spacing w:after="40"/>
+            </w:pPr>
+            <w:r>
+              <w:rPr>
+                <w:b/>
+                <w:sz w:val="18"/>
+              </w:rPr>
+            </w:r>
+            <w:r>
+              <w:rPr>
+                <w:b/>
+                <w:i w:val="0"/>
+                <w:sz w:val="18"/>
+              </w:rPr>
+              <w:t>ACUTE: pneumonia</w:t>
+            </w:r>
+          </w:p>
+        </w:tc>
+        <w:tc>
+          <w:tcPr>
+            <w:tcW w:type="dxa" w:w="7272"/>
+          </w:tcPr>
+          <w:p>
+            <w:pPr>
+              <w:spacing w:after="40"/>
+            </w:pPr>
+            <w:r>
+              <w:rPr>
+                <w:sz w:val="18"/>
+              </w:rPr>
+            </w:r>
+            <w:r>
+              <w:rPr>
+                <w:b w:val="0"/>
+                <w:i w:val="0"/>
+                <w:sz w:val="18"/>
+              </w:rPr>
+              <w:t>Fever, chills, cough, sputum, pleuritic pain. Recent illness, aspiration risk, immunosuppression.</w:t>
+            </w:r>
+          </w:p>
+        </w:tc>
+      </w:tr>
+      <w:tr>
+        <w:tc>
+          <w:tcPr>
+            <w:tcW w:type="dxa" w:w="7272"/>
+            <w:shd w:val="clear" w:color="auto" w:fill="F1EEEF"/>
+          </w:tcPr>
+          <w:p>
+            <w:pPr>
+              <w:spacing w:after="40"/>
+            </w:pPr>
+            <w:r>
+              <w:rPr>
+                <w:b/>
+                <w:sz w:val="18"/>
+              </w:rPr>
+            </w:r>
+            <w:r>
+              <w:rPr>
+                <w:b/>
+                <w:i w:val="0"/>
+                <w:sz w:val="18"/>
+              </w:rPr>
+              <w:t>Left-sided heart failure</w:t>
+            </w:r>
+          </w:p>
+        </w:tc>
+        <w:tc>
+          <w:tcPr>
+            <w:tcW w:type="dxa" w:w="7272"/>
+          </w:tcPr>
+          <w:p>
+            <w:pPr>
+              <w:spacing w:after="40"/>
+            </w:pPr>
+            <w:r>
+              <w:rPr>
+                <w:sz w:val="18"/>
+              </w:rPr>
+            </w:r>
+            <w:r>
+              <w:rPr>
+                <w:b w:val="0"/>
+                <w:i w:val="0"/>
+                <w:sz w:val="18"/>
+              </w:rPr>
+              <w:t>Gradual or sudden; worse on exertion or lying flat. Orthopnea, paroxysmal nocturnal dyspnea, cough, edema, weight gain. Hypertension, prior infarction.</w:t>
+            </w:r>
+          </w:p>
+        </w:tc>
+      </w:tr>
+      <w:tr>
+        <w:tc>
+          <w:tcPr>
+            <w:tcW w:type="dxa" w:w="7272"/>
+            <w:shd w:val="clear" w:color="auto" w:fill="F1EEEF"/>
+          </w:tcPr>
+          <w:p>
+            <w:pPr>
+              <w:spacing w:after="40"/>
+            </w:pPr>
+            <w:r>
+              <w:rPr>
+                <w:b/>
+                <w:sz w:val="18"/>
+              </w:rPr>
+            </w:r>
+            <w:r>
+              <w:rPr>
+                <w:b/>
+                <w:i w:val="0"/>
+                <w:sz w:val="18"/>
+              </w:rPr>
+              <w:t>GRADUAL: chronic bronchitis</w:t>
+            </w:r>
+          </w:p>
+        </w:tc>
+        <w:tc>
+          <w:tcPr>
+            <w:tcW w:type="dxa" w:w="7272"/>
+          </w:tcPr>
+          <w:p>
+            <w:pPr>
+              <w:spacing w:after="40"/>
+            </w:pPr>
+            <w:r>
+              <w:rPr>
+                <w:sz w:val="18"/>
+              </w:rPr>
+            </w:r>
+            <w:r>
+              <w:rPr>
+                <w:b w:val="0"/>
+                <w:i w:val="0"/>
+                <w:sz w:val="18"/>
+              </w:rPr>
+              <w:t>Chronic PRODUCTIVE cough, then progressive dyspnea; recurrent infections, wheeze. Smoking, air pollutants.</w:t>
+            </w:r>
+          </w:p>
+        </w:tc>
+      </w:tr>
+      <w:tr>
+        <w:tc>
+          <w:tcPr>
+            <w:tcW w:type="dxa" w:w="7272"/>
+            <w:shd w:val="clear" w:color="auto" w:fill="F1EEEF"/>
+          </w:tcPr>
+          <w:p>
+            <w:pPr>
+              <w:spacing w:after="40"/>
+            </w:pPr>
+            <w:r>
+              <w:rPr>
+                <w:b/>
+                <w:sz w:val="18"/>
+              </w:rPr>
+            </w:r>
+            <w:r>
+              <w:rPr>
+                <w:b/>
+                <w:i w:val="0"/>
+                <w:sz w:val="18"/>
+              </w:rPr>
+              <w:t>GRADUAL: obstructive disease</w:t>
+            </w:r>
+          </w:p>
+        </w:tc>
+        <w:tc>
+          <w:tcPr>
+            <w:tcW w:type="dxa" w:w="7272"/>
+          </w:tcPr>
+          <w:p>
+            <w:pPr>
+              <w:spacing w:after="40"/>
+            </w:pPr>
+            <w:r>
+              <w:rPr>
+                <w:sz w:val="18"/>
+              </w:rPr>
+            </w:r>
+            <w:r>
+              <w:rPr>
+                <w:b w:val="0"/>
+                <w:i w:val="0"/>
+                <w:sz w:val="18"/>
+              </w:rPr>
+              <w:t>Slowly progressive exertional dyspnea, cough later, scant sputum. Smoking, inhalational exposures, alpha-1 antitrypsin deficiency.</w:t>
+            </w:r>
+          </w:p>
+        </w:tc>
+      </w:tr>
+      <w:tr>
+        <w:tc>
+          <w:tcPr>
+            <w:tcW w:type="dxa" w:w="7272"/>
+            <w:shd w:val="clear" w:color="auto" w:fill="F1EEEF"/>
+          </w:tcPr>
+          <w:p>
+            <w:pPr>
+              <w:spacing w:after="40"/>
+            </w:pPr>
+            <w:r>
+              <w:rPr>
+                <w:b/>
+                <w:sz w:val="18"/>
+              </w:rPr>
+            </w:r>
+            <w:r>
+              <w:rPr>
+                <w:b/>
+                <w:i w:val="0"/>
+                <w:sz w:val="18"/>
+              </w:rPr>
+              <w:t>GRADUAL: interstitial lung disease</w:t>
+            </w:r>
+          </w:p>
+        </w:tc>
+        <w:tc>
+          <w:tcPr>
+            <w:tcW w:type="dxa" w:w="7272"/>
+          </w:tcPr>
+          <w:p>
+            <w:pPr>
+              <w:spacing w:after="40"/>
+            </w:pPr>
+            <w:r>
+              <w:rPr>
+                <w:sz w:val="18"/>
+              </w:rPr>
+            </w:r>
+            <w:r>
+              <w:rPr>
+                <w:b w:val="0"/>
+                <w:i w:val="0"/>
+                <w:sz w:val="18"/>
+              </w:rPr>
+              <w:t>Gradually progressive exertional dyspnea, DRY cough, fatigue, weakness. Autoimmune disease, medications, occupation.</w:t>
+            </w:r>
+          </w:p>
+        </w:tc>
+      </w:tr>
+      <w:tr>
+        <w:tc>
+          <w:tcPr>
+            <w:tcW w:type="dxa" w:w="7272"/>
+            <w:shd w:val="clear" w:color="auto" w:fill="F1EEEF"/>
+          </w:tcPr>
+          <w:p>
+            <w:pPr>
+              <w:spacing w:after="40"/>
+            </w:pPr>
+            <w:r>
+              <w:rPr>
+                <w:b/>
+                <w:sz w:val="18"/>
+              </w:rPr>
+            </w:r>
+            <w:r>
+              <w:rPr>
+                <w:b/>
+                <w:i w:val="0"/>
+                <w:sz w:val="18"/>
+              </w:rPr>
+              <w:t>EPISODIC: asthma</w:t>
+            </w:r>
+          </w:p>
+        </w:tc>
+        <w:tc>
+          <w:tcPr>
+            <w:tcW w:type="dxa" w:w="7272"/>
+          </w:tcPr>
+          <w:p>
+            <w:pPr>
+              <w:spacing w:after="40"/>
+            </w:pPr>
+            <w:r>
+              <w:rPr>
+                <w:sz w:val="18"/>
+              </w:rPr>
+            </w:r>
+            <w:r>
+              <w:rPr>
+                <w:b w:val="0"/>
+                <w:i w:val="0"/>
+                <w:sz w:val="18"/>
+              </w:rPr>
+              <w:t>Symptom-free intervals, often worse at night; wheeze, cough, tightness. Allergens, infections, exercise, cold air, irritants.</w:t>
+            </w:r>
+          </w:p>
+        </w:tc>
+      </w:tr>
+      <w:tr>
+        <w:tc>
+          <w:tcPr>
+            <w:tcW w:type="dxa" w:w="7272"/>
+            <w:shd w:val="clear" w:color="auto" w:fill="F1EEEF"/>
+          </w:tcPr>
+          <w:p>
+            <w:pPr>
+              <w:spacing w:after="40"/>
+            </w:pPr>
+            <w:r>
+              <w:rPr>
+                <w:b/>
+                <w:sz w:val="18"/>
+              </w:rPr>
+            </w:r>
+            <w:r>
+              <w:rPr>
+                <w:b/>
+                <w:i w:val="0"/>
+                <w:sz w:val="18"/>
+              </w:rPr>
+              <w:t>EPISODIC: hyperventilation</w:t>
+            </w:r>
+          </w:p>
+        </w:tc>
+        <w:tc>
+          <w:tcPr>
+            <w:tcW w:type="dxa" w:w="7272"/>
+          </w:tcPr>
+          <w:p>
+            <w:pPr>
+              <w:spacing w:after="40"/>
+            </w:pPr>
+            <w:r>
+              <w:rPr>
+                <w:sz w:val="18"/>
+              </w:rPr>
+            </w:r>
+            <w:r>
+              <w:rPr>
+                <w:b w:val="0"/>
+                <w:i w:val="0"/>
+                <w:sz w:val="18"/>
+              </w:rPr>
+              <w:t>At rest or with distress; air hunger, sighing, lightheadedness, perioral or extremity tingling. Medical causes first; anxiety last.</w:t>
+            </w:r>
+          </w:p>
+        </w:tc>
+      </w:tr>
+    </w:tbl>
+    <w:p>
+      <w:pPr>
+        <w:spacing w:after="80"/>
+      </w:pPr>
+    </w:p>
+    <w:p>
+      <w:pPr>
+        <w:pStyle w:val="Heading1"/>
+        <w:spacing w:before="280" w:after="100"/>
+      </w:pPr>
+      <w:r>
+        <w:rPr>
+          <w:rFonts w:ascii="Georgia" w:hAnsi="Georgia"/>
+          <w:color w:val="17494B"/>
+        </w:rPr>
+        <w:t>Survey, Inspection &amp; Palpation</w:t>
+      </w:r>
+    </w:p>
+    <w:tbl>
+      <w:tblPr>
+        <w:tblStyle w:val="TableGrid"/>
+        <w:tblW w:type="auto" w:w="0"/>
+        <w:jc w:val="center"/>
+        <w:tblLook w:firstColumn="1" w:firstRow="1" w:lastColumn="0" w:lastRow="0" w:noHBand="0" w:noVBand="1" w:val="04A0"/>
+        <w:tblBorders>
+          <w:top w:val="single" w:sz="4" w:space="0" w:color="D8D2D4"/>
+          <w:left w:val="single" w:sz="4" w:space="0" w:color="D8D2D4"/>
+          <w:bottom w:val="single" w:sz="4" w:space="0" w:color="D8D2D4"/>
+          <w:right w:val="single" w:sz="4" w:space="0" w:color="D8D2D4"/>
+          <w:insideH w:val="single" w:sz="4" w:space="0" w:color="D8D2D4"/>
+          <w:insideV w:val="single" w:sz="4" w:space="0" w:color="D8D2D4"/>
+        </w:tblBorders>
+      </w:tblPr>
+      <w:tblGrid>
+        <w:gridCol w:w="7272"/>
+        <w:gridCol w:w="7272"/>
+      </w:tblGrid>
+      <w:tr>
+        <w:tc>
+          <w:tcPr>
+            <w:tcW w:type="dxa" w:w="7272"/>
+            <w:shd w:val="clear" w:color="auto" w:fill="17494B"/>
+          </w:tcPr>
+          <w:p>
+            <w:pPr>
+              <w:spacing w:after="40"/>
+            </w:pPr>
+            <w:r>
+              <w:rPr>
+                <w:b/>
+                <w:color w:val="FFFFFF"/>
+                <w:sz w:val="18"/>
+              </w:rPr>
+            </w:r>
+            <w:r>
+              <w:rPr>
+                <w:b/>
+                <w:i w:val="0"/>
+                <w:color w:val="FFFFFF"/>
+                <w:sz w:val="18"/>
+              </w:rPr>
+              <w:t>Term</w:t>
+            </w:r>
+          </w:p>
+        </w:tc>
+        <w:tc>
+          <w:tcPr>
+            <w:tcW w:type="dxa" w:w="7272"/>
+            <w:shd w:val="clear" w:color="auto" w:fill="17494B"/>
+          </w:tcPr>
+          <w:p>
+            <w:pPr>
+              <w:spacing w:after="40"/>
+            </w:pPr>
+            <w:r>
+              <w:rPr>
+                <w:b/>
+                <w:color w:val="FFFFFF"/>
+                <w:sz w:val="18"/>
+              </w:rPr>
+            </w:r>
+            <w:r>
+              <w:rPr>
+                <w:b/>
+                <w:i w:val="0"/>
+                <w:color w:val="FFFFFF"/>
+                <w:sz w:val="18"/>
+              </w:rPr>
+              <w:t>What you need to know</w:t>
+            </w:r>
+          </w:p>
+        </w:tc>
+      </w:tr>
+      <w:tr>
+        <w:tc>
+          <w:tcPr>
+            <w:tcW w:type="dxa" w:w="7272"/>
+            <w:shd w:val="clear" w:color="auto" w:fill="F1EEEF"/>
+          </w:tcPr>
+          <w:p>
+            <w:pPr>
+              <w:spacing w:after="40"/>
+            </w:pPr>
+            <w:r>
+              <w:rPr>
+                <w:b/>
+                <w:sz w:val="18"/>
+              </w:rPr>
+            </w:r>
+            <w:r>
+              <w:rPr>
+                <w:b/>
+                <w:i w:val="0"/>
+                <w:sz w:val="18"/>
+              </w:rPr>
+              <w:t>Order and position</w:t>
+            </w:r>
+          </w:p>
+        </w:tc>
+        <w:tc>
+          <w:tcPr>
+            <w:tcW w:type="dxa" w:w="7272"/>
+          </w:tcPr>
+          <w:p>
+            <w:pPr>
+              <w:spacing w:after="40"/>
+            </w:pPr>
+            <w:r>
+              <w:rPr>
+                <w:sz w:val="18"/>
+              </w:rPr>
+            </w:r>
+            <w:r>
+              <w:rPr>
+                <w:b w:val="0"/>
+                <w:i w:val="0"/>
+                <w:sz w:val="18"/>
+              </w:rPr>
+              <w:t>Inspection, palpation, percussion, auscultation. Back: sitting, arms folded; too weak to sit = roll to one side, then the other.</w:t>
+            </w:r>
+          </w:p>
+        </w:tc>
+      </w:tr>
+      <w:tr>
+        <w:tc>
+          <w:tcPr>
+            <w:tcW w:type="dxa" w:w="7272"/>
+            <w:shd w:val="clear" w:color="auto" w:fill="F1EEEF"/>
+          </w:tcPr>
+          <w:p>
+            <w:pPr>
+              <w:spacing w:after="40"/>
+            </w:pPr>
+            <w:r>
+              <w:rPr>
+                <w:b/>
+                <w:sz w:val="18"/>
+              </w:rPr>
+            </w:r>
+            <w:r>
+              <w:rPr>
+                <w:b/>
+                <w:i w:val="0"/>
+                <w:sz w:val="18"/>
+              </w:rPr>
+              <w:t>Survey</w:t>
+            </w:r>
+          </w:p>
+        </w:tc>
+        <w:tc>
+          <w:tcPr>
+            <w:tcW w:type="dxa" w:w="7272"/>
+          </w:tcPr>
+          <w:p>
+            <w:pPr>
+              <w:spacing w:after="40"/>
+            </w:pPr>
+            <w:r>
+              <w:rPr>
+                <w:sz w:val="18"/>
+              </w:rPr>
+            </w:r>
+            <w:r>
+              <w:rPr>
+                <w:b w:val="0"/>
+                <w:i w:val="0"/>
+                <w:sz w:val="18"/>
+              </w:rPr>
+              <w:t>Rate, rhythm, depth, effort; is expiration prolonged? Normal rate is given two ways (12-18 on slide 31, about 14-20 on slide 32); not tested.</w:t>
+            </w:r>
+          </w:p>
+        </w:tc>
+      </w:tr>
+      <w:tr>
+        <w:tc>
+          <w:tcPr>
+            <w:tcW w:type="dxa" w:w="7272"/>
+            <w:shd w:val="clear" w:color="auto" w:fill="F1EEEF"/>
+          </w:tcPr>
+          <w:p>
+            <w:pPr>
+              <w:spacing w:after="40"/>
+            </w:pPr>
+            <w:r>
+              <w:rPr>
+                <w:b/>
+                <w:sz w:val="18"/>
+              </w:rPr>
+            </w:r>
+            <w:r>
+              <w:rPr>
+                <w:b/>
+                <w:i w:val="0"/>
+                <w:sz w:val="18"/>
+              </w:rPr>
+              <w:t>Patterns</w:t>
+            </w:r>
+          </w:p>
+        </w:tc>
+        <w:tc>
+          <w:tcPr>
+            <w:tcW w:type="dxa" w:w="7272"/>
+          </w:tcPr>
+          <w:p>
+            <w:pPr>
+              <w:spacing w:after="40"/>
+            </w:pPr>
+            <w:r>
+              <w:rPr>
+                <w:sz w:val="18"/>
+              </w:rPr>
+            </w:r>
+            <w:r>
+              <w:rPr>
+                <w:b w:val="0"/>
+                <w:i w:val="0"/>
+                <w:sz w:val="18"/>
+              </w:rPr>
+              <w:t>Tachypnea = rapid shallow. Hyperpnea = rapid deep. Cheyne-Stokes = deep breathing alternating with apnea. Ataxic (Biot) = irregular, deep breaths that stop suddenly. Obstructive = prolonged expiration.</w:t>
+            </w:r>
+          </w:p>
+        </w:tc>
+      </w:tr>
+      <w:tr>
+        <w:tc>
+          <w:tcPr>
+            <w:tcW w:type="dxa" w:w="7272"/>
+            <w:shd w:val="clear" w:color="auto" w:fill="F1EEEF"/>
+          </w:tcPr>
+          <w:p>
+            <w:pPr>
+              <w:spacing w:after="40"/>
+            </w:pPr>
+            <w:r>
+              <w:rPr>
+                <w:b/>
+                <w:sz w:val="18"/>
+              </w:rPr>
+            </w:r>
+            <w:r>
+              <w:rPr>
+                <w:b/>
+                <w:i w:val="0"/>
+                <w:sz w:val="18"/>
+              </w:rPr>
+              <w:t>Color</w:t>
+            </w:r>
+          </w:p>
+        </w:tc>
+        <w:tc>
+          <w:tcPr>
+            <w:tcW w:type="dxa" w:w="7272"/>
+          </w:tcPr>
+          <w:p>
+            <w:pPr>
+              <w:spacing w:after="40"/>
+            </w:pPr>
+            <w:r>
+              <w:rPr>
+                <w:sz w:val="18"/>
+              </w:rPr>
+            </w:r>
+            <w:r>
+              <w:rPr>
+                <w:b w:val="0"/>
+                <w:i w:val="0"/>
+                <w:sz w:val="18"/>
+              </w:rPr>
+              <w:t>Central cyanosis (lips, tongue, mucosa) = hypoxia. Pallor and diaphoresis = heart failure, acute coronary syndrome.</w:t>
+            </w:r>
+          </w:p>
+        </w:tc>
+      </w:tr>
+      <w:tr>
+        <w:tc>
+          <w:tcPr>
+            <w:tcW w:type="dxa" w:w="7272"/>
+            <w:shd w:val="clear" w:color="auto" w:fill="F1EEEF"/>
+          </w:tcPr>
+          <w:p>
+            <w:pPr>
+              <w:spacing w:after="40"/>
+            </w:pPr>
+            <w:r>
+              <w:rPr>
+                <w:b/>
+                <w:sz w:val="18"/>
+              </w:rPr>
+            </w:r>
+            <w:r>
+              <w:rPr>
+                <w:b/>
+                <w:i w:val="0"/>
+                <w:sz w:val="18"/>
+              </w:rPr>
+              <w:t>Neck</w:t>
+            </w:r>
+          </w:p>
+        </w:tc>
+        <w:tc>
+          <w:tcPr>
+            <w:tcW w:type="dxa" w:w="7272"/>
+          </w:tcPr>
+          <w:p>
+            <w:pPr>
+              <w:spacing w:after="40"/>
+            </w:pPr>
+            <w:r>
+              <w:rPr>
+                <w:sz w:val="18"/>
+              </w:rPr>
+            </w:r>
+            <w:r>
+              <w:rPr>
+                <w:b w:val="0"/>
+                <w:i w:val="0"/>
+                <w:sz w:val="18"/>
+              </w:rPr>
+              <w:t>Inspiration: sternocleidomastoid and scalene. Expiration: intercostals and abdominal obliques. Trachea midline?</w:t>
+            </w:r>
+          </w:p>
+        </w:tc>
+      </w:tr>
+      <w:tr>
+        <w:tc>
+          <w:tcPr>
+            <w:tcW w:type="dxa" w:w="7272"/>
+            <w:shd w:val="clear" w:color="auto" w:fill="F1EEEF"/>
+          </w:tcPr>
+          <w:p>
+            <w:pPr>
+              <w:spacing w:after="40"/>
+            </w:pPr>
+            <w:r>
+              <w:rPr>
+                <w:b/>
+                <w:sz w:val="18"/>
+              </w:rPr>
+            </w:r>
+            <w:r>
+              <w:rPr>
+                <w:b/>
+                <w:i w:val="0"/>
+                <w:sz w:val="18"/>
+              </w:rPr>
+              <w:t>Chest size</w:t>
+            </w:r>
+          </w:p>
+        </w:tc>
+        <w:tc>
+          <w:tcPr>
+            <w:tcW w:type="dxa" w:w="7272"/>
+          </w:tcPr>
+          <w:p>
+            <w:pPr>
+              <w:spacing w:after="40"/>
+            </w:pPr>
+            <w:r>
+              <w:rPr>
+                <w:sz w:val="18"/>
+              </w:rPr>
+            </w:r>
+            <w:r>
+              <w:rPr>
+                <w:b w:val="0"/>
+                <w:i w:val="0"/>
+                <w:sz w:val="18"/>
+              </w:rPr>
+              <w:t>Anteroposterior to lateral ratio 0.7-0.9, rising with age; over 0.9 in obstructive disease = barrel chest.</w:t>
+            </w:r>
+          </w:p>
+        </w:tc>
+      </w:tr>
+      <w:tr>
+        <w:tc>
+          <w:tcPr>
+            <w:tcW w:type="dxa" w:w="7272"/>
+            <w:shd w:val="clear" w:color="auto" w:fill="F1EEEF"/>
+          </w:tcPr>
+          <w:p>
+            <w:pPr>
+              <w:spacing w:after="40"/>
+            </w:pPr>
+            <w:r>
+              <w:rPr>
+                <w:b/>
+                <w:sz w:val="18"/>
+              </w:rPr>
+            </w:r>
+            <w:r>
+              <w:rPr>
+                <w:b/>
+                <w:i w:val="0"/>
+                <w:sz w:val="18"/>
+              </w:rPr>
+              <w:t>Movement</w:t>
+            </w:r>
+          </w:p>
+        </w:tc>
+        <w:tc>
+          <w:tcPr>
+            <w:tcW w:type="dxa" w:w="7272"/>
+          </w:tcPr>
+          <w:p>
+            <w:pPr>
+              <w:spacing w:after="40"/>
+            </w:pPr>
+            <w:r>
+              <w:rPr>
+                <w:sz w:val="18"/>
+              </w:rPr>
+            </w:r>
+            <w:r>
+              <w:rPr>
+                <w:b w:val="0"/>
+                <w:i w:val="0"/>
+                <w:sz w:val="18"/>
+              </w:rPr>
+              <w:t>Asymmetric expansion = large effusion. Inspiratory retraction = severe asthma, obstructive disease, upper airway obstruction. One-sided lag = pleural disease or phrenic nerve injury.</w:t>
+            </w:r>
+          </w:p>
+        </w:tc>
+      </w:tr>
+      <w:tr>
+        <w:tc>
+          <w:tcPr>
+            <w:tcW w:type="dxa" w:w="7272"/>
+            <w:shd w:val="clear" w:color="auto" w:fill="F1EEEF"/>
+          </w:tcPr>
+          <w:p>
+            <w:pPr>
+              <w:spacing w:after="40"/>
+            </w:pPr>
+            <w:r>
+              <w:rPr>
+                <w:b/>
+                <w:sz w:val="18"/>
+              </w:rPr>
+            </w:r>
+            <w:r>
+              <w:rPr>
+                <w:b/>
+                <w:i w:val="0"/>
+                <w:sz w:val="18"/>
+              </w:rPr>
+              <w:t>Deformities</w:t>
+            </w:r>
+          </w:p>
+        </w:tc>
+        <w:tc>
+          <w:tcPr>
+            <w:tcW w:type="dxa" w:w="7272"/>
+          </w:tcPr>
+          <w:p>
+            <w:pPr>
+              <w:spacing w:after="40"/>
+            </w:pPr>
+            <w:r>
+              <w:rPr>
+                <w:sz w:val="18"/>
+              </w:rPr>
+            </w:r>
+            <w:r>
+              <w:rPr>
+                <w:b w:val="0"/>
+                <w:i w:val="0"/>
+                <w:sz w:val="18"/>
+              </w:rPr>
+              <w:t>Pigeon (carinatum): sternum forward. Funnel (excavatum): lower sternum sunk, may cause murmurs. Flail: rib fractures, segment caves IN on inspiration. Kyphoscoliosis: findings hard to interpret.</w:t>
+            </w:r>
+          </w:p>
+        </w:tc>
+      </w:tr>
+      <w:tr>
+        <w:tc>
+          <w:tcPr>
+            <w:tcW w:type="dxa" w:w="7272"/>
+            <w:shd w:val="clear" w:color="auto" w:fill="F1EEEF"/>
+          </w:tcPr>
+          <w:p>
+            <w:pPr>
+              <w:spacing w:after="40"/>
+            </w:pPr>
+            <w:r>
+              <w:rPr>
+                <w:b/>
+                <w:sz w:val="18"/>
+              </w:rPr>
+            </w:r>
+            <w:r>
+              <w:rPr>
+                <w:b/>
+                <w:i w:val="0"/>
+                <w:sz w:val="18"/>
+              </w:rPr>
+              <w:t>Palpation</w:t>
+            </w:r>
+          </w:p>
+        </w:tc>
+        <w:tc>
+          <w:tcPr>
+            <w:tcW w:type="dxa" w:w="7272"/>
+          </w:tcPr>
+          <w:p>
+            <w:pPr>
+              <w:spacing w:after="40"/>
+            </w:pPr>
+            <w:r>
+              <w:rPr>
+                <w:sz w:val="18"/>
+              </w:rPr>
+            </w:r>
+            <w:r>
+              <w:rPr>
+                <w:b w:val="0"/>
+                <w:i w:val="0"/>
+                <w:sz w:val="18"/>
+              </w:rPr>
+              <w:t>Crepitus = air in subcutaneous tissue (with chest wall edema: mediastinitis). Tenderness, bruising, step-off = rib fracture. Sinus tracts = pleural or lung infection.</w:t>
+            </w:r>
+          </w:p>
+        </w:tc>
+      </w:tr>
+      <w:tr>
+        <w:tc>
+          <w:tcPr>
+            <w:tcW w:type="dxa" w:w="7272"/>
+            <w:shd w:val="clear" w:color="auto" w:fill="F1EEEF"/>
+          </w:tcPr>
+          <w:p>
+            <w:pPr>
+              <w:spacing w:after="40"/>
+            </w:pPr>
+            <w:r>
+              <w:rPr>
+                <w:b/>
+                <w:sz w:val="18"/>
+              </w:rPr>
+            </w:r>
+            <w:r>
+              <w:rPr>
+                <w:b/>
+                <w:i w:val="0"/>
+                <w:sz w:val="18"/>
+              </w:rPr>
+              <w:t>Expansion</w:t>
+            </w:r>
+          </w:p>
+        </w:tc>
+        <w:tc>
+          <w:tcPr>
+            <w:tcW w:type="dxa" w:w="7272"/>
+          </w:tcPr>
+          <w:p>
+            <w:pPr>
+              <w:spacing w:after="40"/>
+            </w:pPr>
+            <w:r>
+              <w:rPr>
+                <w:sz w:val="18"/>
+              </w:rPr>
+            </w:r>
+            <w:r>
+              <w:rPr>
+                <w:b w:val="0"/>
+                <w:i w:val="0"/>
+                <w:sz w:val="18"/>
+              </w:rPr>
+              <w:t>One-sided decrease or delay: fibrosis, effusion, lobar pneumonia, splinting, bronchial obstruction, hemidiaphragm paralysis.</w:t>
+            </w:r>
+          </w:p>
+        </w:tc>
+      </w:tr>
+      <w:tr>
+        <w:tc>
+          <w:tcPr>
+            <w:tcW w:type="dxa" w:w="7272"/>
+            <w:shd w:val="clear" w:color="auto" w:fill="F1EEEF"/>
+          </w:tcPr>
+          <w:p>
+            <w:pPr>
+              <w:spacing w:after="40"/>
+            </w:pPr>
+            <w:r>
+              <w:rPr>
+                <w:b/>
+                <w:sz w:val="18"/>
+              </w:rPr>
+            </w:r>
+            <w:r>
+              <w:rPr>
+                <w:b/>
+                <w:i w:val="0"/>
+                <w:sz w:val="18"/>
+              </w:rPr>
+              <w:t>Fremitus</w:t>
+            </w:r>
+          </w:p>
+        </w:tc>
+        <w:tc>
+          <w:tcPr>
+            <w:tcW w:type="dxa" w:w="7272"/>
+          </w:tcPr>
+          <w:p>
+            <w:pPr>
+              <w:spacing w:after="40"/>
+            </w:pPr>
+            <w:r>
+              <w:rPr>
+                <w:sz w:val="18"/>
+              </w:rPr>
+            </w:r>
+            <w:r>
+              <w:rPr>
+                <w:b w:val="0"/>
+                <w:i w:val="0"/>
+                <w:sz w:val="18"/>
+              </w:rPr>
+              <w:t>UP = unilateral pneumonia (consolidation). DOWN = thick wall, obstructed bronchus, obstructive disease, effusion, fibrosis, pneumothorax, tumor.</w:t>
+            </w:r>
+          </w:p>
+        </w:tc>
+      </w:tr>
+    </w:tbl>
+    <w:p>
+      <w:pPr>
+        <w:spacing w:after="80"/>
+      </w:pPr>
+    </w:p>
+    <w:p>
+      <w:pPr>
+        <w:pStyle w:val="Heading1"/>
+        <w:spacing w:before="280" w:after="100"/>
+      </w:pPr>
+      <w:r>
+        <w:rPr>
+          <w:rFonts w:ascii="Georgia" w:hAnsi="Georgia"/>
+          <w:color w:val="17494B"/>
+        </w:rPr>
+        <w:t>Percussion &amp; Breath Sounds</w:t>
+      </w:r>
+    </w:p>
+    <w:tbl>
+      <w:tblPr>
+        <w:tblStyle w:val="TableGrid"/>
+        <w:tblW w:type="auto" w:w="0"/>
+        <w:jc w:val="center"/>
+        <w:tblLook w:firstColumn="1" w:firstRow="1" w:lastColumn="0" w:lastRow="0" w:noHBand="0" w:noVBand="1" w:val="04A0"/>
+        <w:tblBorders>
+          <w:top w:val="single" w:sz="4" w:space="0" w:color="D8D2D4"/>
+          <w:left w:val="single" w:sz="4" w:space="0" w:color="D8D2D4"/>
+          <w:bottom w:val="single" w:sz="4" w:space="0" w:color="D8D2D4"/>
+          <w:right w:val="single" w:sz="4" w:space="0" w:color="D8D2D4"/>
+          <w:insideH w:val="single" w:sz="4" w:space="0" w:color="D8D2D4"/>
+          <w:insideV w:val="single" w:sz="4" w:space="0" w:color="D8D2D4"/>
+        </w:tblBorders>
+      </w:tblPr>
+      <w:tblGrid>
+        <w:gridCol w:w="7272"/>
+        <w:gridCol w:w="7272"/>
+      </w:tblGrid>
+      <w:tr>
+        <w:tc>
+          <w:tcPr>
+            <w:tcW w:type="dxa" w:w="7272"/>
+            <w:shd w:val="clear" w:color="auto" w:fill="17494B"/>
+          </w:tcPr>
+          <w:p>
+            <w:pPr>
+              <w:spacing w:after="40"/>
+            </w:pPr>
+            <w:r>
+              <w:rPr>
+                <w:b/>
+                <w:color w:val="FFFFFF"/>
+                <w:sz w:val="18"/>
+              </w:rPr>
+            </w:r>
+            <w:r>
+              <w:rPr>
+                <w:b/>
+                <w:i w:val="0"/>
+                <w:color w:val="FFFFFF"/>
+                <w:sz w:val="18"/>
+              </w:rPr>
+              <w:t>Term</w:t>
+            </w:r>
+          </w:p>
+        </w:tc>
+        <w:tc>
+          <w:tcPr>
+            <w:tcW w:type="dxa" w:w="7272"/>
+            <w:shd w:val="clear" w:color="auto" w:fill="17494B"/>
+          </w:tcPr>
+          <w:p>
+            <w:pPr>
+              <w:spacing w:after="40"/>
+            </w:pPr>
+            <w:r>
+              <w:rPr>
+                <w:b/>
+                <w:color w:val="FFFFFF"/>
+                <w:sz w:val="18"/>
+              </w:rPr>
+            </w:r>
+            <w:r>
+              <w:rPr>
+                <w:b/>
+                <w:i w:val="0"/>
+                <w:color w:val="FFFFFF"/>
+                <w:sz w:val="18"/>
+              </w:rPr>
+              <w:t>What you need to know</w:t>
+            </w:r>
+          </w:p>
+        </w:tc>
+      </w:tr>
+      <w:tr>
+        <w:tc>
+          <w:tcPr>
+            <w:tcW w:type="dxa" w:w="7272"/>
+            <w:shd w:val="clear" w:color="auto" w:fill="F1EEEF"/>
+          </w:tcPr>
+          <w:p>
+            <w:pPr>
+              <w:spacing w:after="40"/>
+            </w:pPr>
+            <w:r>
+              <w:rPr>
+                <w:b/>
+                <w:sz w:val="18"/>
+              </w:rPr>
+            </w:r>
+            <w:r>
+              <w:rPr>
+                <w:b/>
+                <w:i w:val="0"/>
+                <w:sz w:val="18"/>
+              </w:rPr>
+              <w:t>Percussion</w:t>
+            </w:r>
+          </w:p>
+        </w:tc>
+        <w:tc>
+          <w:tcPr>
+            <w:tcW w:type="dxa" w:w="7272"/>
+          </w:tcPr>
+          <w:p>
+            <w:pPr>
+              <w:spacing w:after="40"/>
+            </w:pPr>
+            <w:r>
+              <w:rPr>
+                <w:sz w:val="18"/>
+              </w:rPr>
+            </w:r>
+            <w:r>
+              <w:rPr>
+                <w:b w:val="0"/>
+                <w:i w:val="0"/>
+                <w:sz w:val="18"/>
+              </w:rPr>
+              <w:t>Resonant = healthy. Dull = fluid or solid replacing air. Generalized hyperresonance = obstructive disease or asthma. One-sided hyperresonance = large pneumothorax or bulla. Cannot reach deep lesions.</w:t>
+            </w:r>
+          </w:p>
+        </w:tc>
+      </w:tr>
+      <w:tr>
+        <w:tc>
+          <w:tcPr>
+            <w:tcW w:type="dxa" w:w="7272"/>
+            <w:shd w:val="clear" w:color="auto" w:fill="F1EEEF"/>
+          </w:tcPr>
+          <w:p>
+            <w:pPr>
+              <w:spacing w:after="40"/>
+            </w:pPr>
+            <w:r>
+              <w:rPr>
+                <w:b/>
+                <w:sz w:val="18"/>
+              </w:rPr>
+            </w:r>
+            <w:r>
+              <w:rPr>
+                <w:b/>
+                <w:i w:val="0"/>
+                <w:sz w:val="18"/>
+              </w:rPr>
+              <w:t>Diaphragmatic excursion</w:t>
+            </w:r>
+          </w:p>
+        </w:tc>
+        <w:tc>
+          <w:tcPr>
+            <w:tcW w:type="dxa" w:w="7272"/>
+          </w:tcPr>
+          <w:p>
+            <w:pPr>
+              <w:spacing w:after="40"/>
+            </w:pPr>
+            <w:r>
+              <w:rPr>
+                <w:sz w:val="18"/>
+              </w:rPr>
+            </w:r>
+            <w:r>
+              <w:rPr>
+                <w:b w:val="0"/>
+                <w:i w:val="0"/>
+                <w:sz w:val="18"/>
+              </w:rPr>
+              <w:t>Dullness marked at full expiration and full inspiration. HIGH level = effusion, or raised hemidiaphragm (atelectasis, phrenic nerve). Normal range given as 3-5.5 cm and 3-5 cm.</w:t>
+            </w:r>
+          </w:p>
+        </w:tc>
+      </w:tr>
+      <w:tr>
+        <w:tc>
+          <w:tcPr>
+            <w:tcW w:type="dxa" w:w="7272"/>
+            <w:shd w:val="clear" w:color="auto" w:fill="F1EEEF"/>
+          </w:tcPr>
+          <w:p>
+            <w:pPr>
+              <w:spacing w:after="40"/>
+            </w:pPr>
+            <w:r>
+              <w:rPr>
+                <w:b/>
+                <w:sz w:val="18"/>
+              </w:rPr>
+            </w:r>
+            <w:r>
+              <w:rPr>
+                <w:b/>
+                <w:i w:val="0"/>
+                <w:sz w:val="18"/>
+              </w:rPr>
+              <w:t>Before listening</w:t>
+            </w:r>
+          </w:p>
+        </w:tc>
+        <w:tc>
+          <w:tcPr>
+            <w:tcW w:type="dxa" w:w="7272"/>
+          </w:tcPr>
+          <w:p>
+            <w:pPr>
+              <w:spacing w:after="40"/>
+            </w:pPr>
+            <w:r>
+              <w:rPr>
+                <w:sz w:val="18"/>
+              </w:rPr>
+            </w:r>
+            <w:r>
+              <w:rPr>
+                <w:b w:val="0"/>
+                <w:i w:val="0"/>
+                <w:sz w:val="18"/>
+              </w:rPr>
+              <w:t>Cough once or twice; patient de-robed (gowns and chest hair make sounds).</w:t>
+            </w:r>
+          </w:p>
+        </w:tc>
+      </w:tr>
+      <w:tr>
+        <w:tc>
+          <w:tcPr>
+            <w:tcW w:type="dxa" w:w="7272"/>
+            <w:shd w:val="clear" w:color="auto" w:fill="F1EEEF"/>
+          </w:tcPr>
+          <w:p>
+            <w:pPr>
+              <w:spacing w:after="40"/>
+            </w:pPr>
+            <w:r>
+              <w:rPr>
+                <w:b/>
+                <w:sz w:val="18"/>
+              </w:rPr>
+            </w:r>
+            <w:r>
+              <w:rPr>
+                <w:b/>
+                <w:i w:val="0"/>
+                <w:sz w:val="18"/>
+              </w:rPr>
+              <w:t>Vesicular</w:t>
+            </w:r>
+          </w:p>
+        </w:tc>
+        <w:tc>
+          <w:tcPr>
+            <w:tcW w:type="dxa" w:w="7272"/>
+          </w:tcPr>
+          <w:p>
+            <w:pPr>
+              <w:spacing w:after="40"/>
+            </w:pPr>
+            <w:r>
+              <w:rPr>
+                <w:sz w:val="18"/>
+              </w:rPr>
+            </w:r>
+            <w:r>
+              <w:rPr>
+                <w:b w:val="0"/>
+                <w:i w:val="0"/>
+                <w:sz w:val="18"/>
+              </w:rPr>
+              <w:t>Inspiration longer; soft, low. Most of both lungs.</w:t>
+            </w:r>
+          </w:p>
+        </w:tc>
+      </w:tr>
+      <w:tr>
+        <w:tc>
+          <w:tcPr>
+            <w:tcW w:type="dxa" w:w="7272"/>
+            <w:shd w:val="clear" w:color="auto" w:fill="F1EEEF"/>
+          </w:tcPr>
+          <w:p>
+            <w:pPr>
+              <w:spacing w:after="40"/>
+            </w:pPr>
+            <w:r>
+              <w:rPr>
+                <w:b/>
+                <w:sz w:val="18"/>
+              </w:rPr>
+            </w:r>
+            <w:r>
+              <w:rPr>
+                <w:b/>
+                <w:i w:val="0"/>
+                <w:sz w:val="18"/>
+              </w:rPr>
+              <w:t>Bronchovesicular</w:t>
+            </w:r>
+          </w:p>
+        </w:tc>
+        <w:tc>
+          <w:tcPr>
+            <w:tcW w:type="dxa" w:w="7272"/>
+          </w:tcPr>
+          <w:p>
+            <w:pPr>
+              <w:spacing w:after="40"/>
+            </w:pPr>
+            <w:r>
+              <w:rPr>
+                <w:sz w:val="18"/>
+              </w:rPr>
+            </w:r>
+            <w:r>
+              <w:rPr>
+                <w:b w:val="0"/>
+                <w:i w:val="0"/>
+                <w:sz w:val="18"/>
+              </w:rPr>
+              <w:t>About equal; intermediate. 1st and 2nd interspaces in front, between the scapulae.</w:t>
+            </w:r>
+          </w:p>
+        </w:tc>
+      </w:tr>
+      <w:tr>
+        <w:tc>
+          <w:tcPr>
+            <w:tcW w:type="dxa" w:w="7272"/>
+            <w:shd w:val="clear" w:color="auto" w:fill="F1EEEF"/>
+          </w:tcPr>
+          <w:p>
+            <w:pPr>
+              <w:spacing w:after="40"/>
+            </w:pPr>
+            <w:r>
+              <w:rPr>
+                <w:b/>
+                <w:sz w:val="18"/>
+              </w:rPr>
+            </w:r>
+            <w:r>
+              <w:rPr>
+                <w:b/>
+                <w:i w:val="0"/>
+                <w:sz w:val="18"/>
+              </w:rPr>
+              <w:t>Bronchial</w:t>
+            </w:r>
+          </w:p>
+        </w:tc>
+        <w:tc>
+          <w:tcPr>
+            <w:tcW w:type="dxa" w:w="7272"/>
+          </w:tcPr>
+          <w:p>
+            <w:pPr>
+              <w:spacing w:after="40"/>
+            </w:pPr>
+            <w:r>
+              <w:rPr>
+                <w:sz w:val="18"/>
+              </w:rPr>
+            </w:r>
+            <w:r>
+              <w:rPr>
+                <w:b w:val="0"/>
+                <w:i w:val="0"/>
+                <w:sz w:val="18"/>
+              </w:rPr>
+              <w:t>Expiration longer; loud, high. Over the manubrium. A silent gap between phases suggests bronchial.</w:t>
+            </w:r>
+          </w:p>
+        </w:tc>
+      </w:tr>
+      <w:tr>
+        <w:tc>
+          <w:tcPr>
+            <w:tcW w:type="dxa" w:w="7272"/>
+            <w:shd w:val="clear" w:color="auto" w:fill="F1EEEF"/>
+          </w:tcPr>
+          <w:p>
+            <w:pPr>
+              <w:spacing w:after="40"/>
+            </w:pPr>
+            <w:r>
+              <w:rPr>
+                <w:b/>
+                <w:sz w:val="18"/>
+              </w:rPr>
+            </w:r>
+            <w:r>
+              <w:rPr>
+                <w:b/>
+                <w:i w:val="0"/>
+                <w:sz w:val="18"/>
+              </w:rPr>
+              <w:t>Tracheal</w:t>
+            </w:r>
+          </w:p>
+        </w:tc>
+        <w:tc>
+          <w:tcPr>
+            <w:tcW w:type="dxa" w:w="7272"/>
+          </w:tcPr>
+          <w:p>
+            <w:pPr>
+              <w:spacing w:after="40"/>
+            </w:pPr>
+            <w:r>
+              <w:rPr>
+                <w:sz w:val="18"/>
+              </w:rPr>
+            </w:r>
+            <w:r>
+              <w:rPr>
+                <w:b w:val="0"/>
+                <w:i w:val="0"/>
+                <w:sz w:val="18"/>
+              </w:rPr>
+              <w:t>About equal; very loud, high. Over the trachea in the neck.</w:t>
+            </w:r>
+          </w:p>
+        </w:tc>
+      </w:tr>
+      <w:tr>
+        <w:tc>
+          <w:tcPr>
+            <w:tcW w:type="dxa" w:w="7272"/>
+            <w:shd w:val="clear" w:color="auto" w:fill="F1EEEF"/>
+          </w:tcPr>
+          <w:p>
+            <w:pPr>
+              <w:spacing w:after="40"/>
+            </w:pPr>
+            <w:r>
+              <w:rPr>
+                <w:b/>
+                <w:sz w:val="18"/>
+              </w:rPr>
+            </w:r>
+            <w:r>
+              <w:rPr>
+                <w:b/>
+                <w:i w:val="0"/>
+                <w:sz w:val="18"/>
+              </w:rPr>
+              <w:t>In the wrong place</w:t>
+            </w:r>
+          </w:p>
+        </w:tc>
+        <w:tc>
+          <w:tcPr>
+            <w:tcW w:type="dxa" w:w="7272"/>
+          </w:tcPr>
+          <w:p>
+            <w:pPr>
+              <w:spacing w:after="40"/>
+            </w:pPr>
+            <w:r>
+              <w:rPr>
+                <w:sz w:val="18"/>
+              </w:rPr>
+            </w:r>
+            <w:r>
+              <w:rPr>
+                <w:b w:val="0"/>
+                <w:i w:val="0"/>
+                <w:sz w:val="18"/>
+              </w:rPr>
+              <w:t>Bronchial or bronchovesicular where vesicular belongs = air replaced by fluid or consolidation.</w:t>
+            </w:r>
+          </w:p>
+        </w:tc>
+      </w:tr>
+    </w:tbl>
+    <w:p>
+      <w:pPr>
+        <w:spacing w:after="80"/>
+      </w:pPr>
+    </w:p>
+    <w:p>
+      <w:pPr>
+        <w:pStyle w:val="Heading1"/>
+        <w:spacing w:before="280" w:after="100"/>
+      </w:pPr>
+      <w:r>
+        <w:rPr>
+          <w:rFonts w:ascii="Georgia" w:hAnsi="Georgia"/>
+          <w:color w:val="17494B"/>
+        </w:rPr>
+        <w:t>Adventitious Sounds</w:t>
+      </w:r>
+    </w:p>
+    <w:tbl>
+      <w:tblPr>
+        <w:tblStyle w:val="TableGrid"/>
+        <w:tblW w:type="auto" w:w="0"/>
+        <w:jc w:val="center"/>
+        <w:tblLook w:firstColumn="1" w:firstRow="1" w:lastColumn="0" w:lastRow="0" w:noHBand="0" w:noVBand="1" w:val="04A0"/>
+        <w:tblBorders>
+          <w:top w:val="single" w:sz="4" w:space="0" w:color="D8D2D4"/>
+          <w:left w:val="single" w:sz="4" w:space="0" w:color="D8D2D4"/>
+          <w:bottom w:val="single" w:sz="4" w:space="0" w:color="D8D2D4"/>
+          <w:right w:val="single" w:sz="4" w:space="0" w:color="D8D2D4"/>
+          <w:insideH w:val="single" w:sz="4" w:space="0" w:color="D8D2D4"/>
+          <w:insideV w:val="single" w:sz="4" w:space="0" w:color="D8D2D4"/>
+        </w:tblBorders>
+      </w:tblPr>
+      <w:tblGrid>
+        <w:gridCol w:w="7272"/>
+        <w:gridCol w:w="7272"/>
+      </w:tblGrid>
+      <w:tr>
+        <w:tc>
+          <w:tcPr>
+            <w:tcW w:type="dxa" w:w="7272"/>
+            <w:shd w:val="clear" w:color="auto" w:fill="17494B"/>
+          </w:tcPr>
+          <w:p>
+            <w:pPr>
+              <w:spacing w:after="40"/>
+            </w:pPr>
+            <w:r>
+              <w:rPr>
+                <w:b/>
+                <w:color w:val="FFFFFF"/>
+                <w:sz w:val="18"/>
+              </w:rPr>
+            </w:r>
+            <w:r>
+              <w:rPr>
+                <w:b/>
+                <w:i w:val="0"/>
+                <w:color w:val="FFFFFF"/>
+                <w:sz w:val="18"/>
+              </w:rPr>
+              <w:t>Term</w:t>
+            </w:r>
+          </w:p>
+        </w:tc>
+        <w:tc>
+          <w:tcPr>
+            <w:tcW w:type="dxa" w:w="7272"/>
+            <w:shd w:val="clear" w:color="auto" w:fill="17494B"/>
+          </w:tcPr>
+          <w:p>
+            <w:pPr>
+              <w:spacing w:after="40"/>
+            </w:pPr>
+            <w:r>
+              <w:rPr>
+                <w:b/>
+                <w:color w:val="FFFFFF"/>
+                <w:sz w:val="18"/>
+              </w:rPr>
+            </w:r>
+            <w:r>
+              <w:rPr>
+                <w:b/>
+                <w:i w:val="0"/>
+                <w:color w:val="FFFFFF"/>
+                <w:sz w:val="18"/>
+              </w:rPr>
+              <w:t>What you need to know</w:t>
+            </w:r>
+          </w:p>
+        </w:tc>
+      </w:tr>
+      <w:tr>
+        <w:tc>
+          <w:tcPr>
+            <w:tcW w:type="dxa" w:w="7272"/>
+            <w:shd w:val="clear" w:color="auto" w:fill="F1EEEF"/>
+          </w:tcPr>
+          <w:p>
+            <w:pPr>
+              <w:spacing w:after="40"/>
+            </w:pPr>
+            <w:r>
+              <w:rPr>
+                <w:b/>
+                <w:sz w:val="18"/>
+              </w:rPr>
+            </w:r>
+            <w:r>
+              <w:rPr>
+                <w:b/>
+                <w:i w:val="0"/>
+                <w:sz w:val="18"/>
+              </w:rPr>
+              <w:t>Crackles (rales)</w:t>
+            </w:r>
+          </w:p>
+        </w:tc>
+        <w:tc>
+          <w:tcPr>
+            <w:tcW w:type="dxa" w:w="7272"/>
+          </w:tcPr>
+          <w:p>
+            <w:pPr>
+              <w:spacing w:after="40"/>
+            </w:pPr>
+            <w:r>
+              <w:rPr>
+                <w:sz w:val="18"/>
+              </w:rPr>
+            </w:r>
+            <w:r>
+              <w:rPr>
+                <w:b w:val="0"/>
+                <w:i w:val="0"/>
+                <w:sz w:val="18"/>
+              </w:rPr>
+              <w:t>Non-musical, discontinuous; deflated small airways snapping open on inspiration.</w:t>
+            </w:r>
+          </w:p>
+        </w:tc>
+      </w:tr>
+      <w:tr>
+        <w:tc>
+          <w:tcPr>
+            <w:tcW w:type="dxa" w:w="7272"/>
+            <w:shd w:val="clear" w:color="auto" w:fill="F1EEEF"/>
+          </w:tcPr>
+          <w:p>
+            <w:pPr>
+              <w:spacing w:after="40"/>
+            </w:pPr>
+            <w:r>
+              <w:rPr>
+                <w:b/>
+                <w:sz w:val="18"/>
+              </w:rPr>
+            </w:r>
+            <w:r>
+              <w:rPr>
+                <w:b/>
+                <w:i w:val="0"/>
+                <w:sz w:val="18"/>
+              </w:rPr>
+              <w:t>Fine crackles</w:t>
+            </w:r>
+          </w:p>
+        </w:tc>
+        <w:tc>
+          <w:tcPr>
+            <w:tcW w:type="dxa" w:w="7272"/>
+          </w:tcPr>
+          <w:p>
+            <w:pPr>
+              <w:spacing w:after="40"/>
+            </w:pPr>
+            <w:r>
+              <w:rPr>
+                <w:sz w:val="18"/>
+              </w:rPr>
+            </w:r>
+            <w:r>
+              <w:rPr>
+                <w:b w:val="0"/>
+                <w:i w:val="0"/>
+                <w:sz w:val="18"/>
+              </w:rPr>
+              <w:t>Soft, high, brief; mid-to-late inspiration, dependent lung; CHANGE with position. Pulmonary fibrosis, interstitial fibrosis, interstitial pneumonitis.</w:t>
+            </w:r>
+          </w:p>
+        </w:tc>
+      </w:tr>
+      <w:tr>
+        <w:tc>
+          <w:tcPr>
+            <w:tcW w:type="dxa" w:w="7272"/>
+            <w:shd w:val="clear" w:color="auto" w:fill="F1EEEF"/>
+          </w:tcPr>
+          <w:p>
+            <w:pPr>
+              <w:spacing w:after="40"/>
+            </w:pPr>
+            <w:r>
+              <w:rPr>
+                <w:b/>
+                <w:sz w:val="18"/>
+              </w:rPr>
+            </w:r>
+            <w:r>
+              <w:rPr>
+                <w:b/>
+                <w:i w:val="0"/>
+                <w:sz w:val="18"/>
+              </w:rPr>
+              <w:t>Coarse crackles</w:t>
+            </w:r>
+          </w:p>
+        </w:tc>
+        <w:tc>
+          <w:tcPr>
+            <w:tcW w:type="dxa" w:w="7272"/>
+          </w:tcPr>
+          <w:p>
+            <w:pPr>
+              <w:spacing w:after="40"/>
+            </w:pPr>
+            <w:r>
+              <w:rPr>
+                <w:sz w:val="18"/>
+              </w:rPr>
+            </w:r>
+            <w:r>
+              <w:rPr>
+                <w:b w:val="0"/>
+                <w:i w:val="0"/>
+                <w:sz w:val="18"/>
+              </w:rPr>
+              <w:t>Loud, low, popping; early inspiration through expiration; do NOT change with position. Obstructive disease, asthma, bronchiectasis, pneumonia, heart failure.</w:t>
+            </w:r>
+          </w:p>
+        </w:tc>
+      </w:tr>
+      <w:tr>
+        <w:tc>
+          <w:tcPr>
+            <w:tcW w:type="dxa" w:w="7272"/>
+            <w:shd w:val="clear" w:color="auto" w:fill="F1EEEF"/>
+          </w:tcPr>
+          <w:p>
+            <w:pPr>
+              <w:spacing w:after="40"/>
+            </w:pPr>
+            <w:r>
+              <w:rPr>
+                <w:b/>
+                <w:sz w:val="18"/>
+              </w:rPr>
+            </w:r>
+            <w:r>
+              <w:rPr>
+                <w:b/>
+                <w:i w:val="0"/>
+                <w:sz w:val="18"/>
+              </w:rPr>
+              <w:t>Wheezes</w:t>
+            </w:r>
+          </w:p>
+        </w:tc>
+        <w:tc>
+          <w:tcPr>
+            <w:tcW w:type="dxa" w:w="7272"/>
+          </w:tcPr>
+          <w:p>
+            <w:pPr>
+              <w:spacing w:after="40"/>
+            </w:pPr>
+            <w:r>
+              <w:rPr>
+                <w:sz w:val="18"/>
+              </w:rPr>
+            </w:r>
+            <w:r>
+              <w:rPr>
+                <w:b w:val="0"/>
+                <w:i w:val="0"/>
+                <w:sz w:val="18"/>
+              </w:rPr>
+              <w:t>Continuous, musical; rapid airflow through bronchi narrowed almost shut. Typical of asthma. Localized = foreign body, mucous plug, tumor.</w:t>
+            </w:r>
+          </w:p>
+        </w:tc>
+      </w:tr>
+      <w:tr>
+        <w:tc>
+          <w:tcPr>
+            <w:tcW w:type="dxa" w:w="7272"/>
+            <w:shd w:val="clear" w:color="auto" w:fill="F1EEEF"/>
+          </w:tcPr>
+          <w:p>
+            <w:pPr>
+              <w:spacing w:after="40"/>
+            </w:pPr>
+            <w:r>
+              <w:rPr>
+                <w:b/>
+                <w:sz w:val="18"/>
+              </w:rPr>
+            </w:r>
+            <w:r>
+              <w:rPr>
+                <w:b/>
+                <w:i w:val="0"/>
+                <w:sz w:val="18"/>
+              </w:rPr>
+              <w:t>Rhonchi</w:t>
+            </w:r>
+          </w:p>
+        </w:tc>
+        <w:tc>
+          <w:tcPr>
+            <w:tcW w:type="dxa" w:w="7272"/>
+          </w:tcPr>
+          <w:p>
+            <w:pPr>
+              <w:spacing w:after="40"/>
+            </w:pPr>
+            <w:r>
+              <w:rPr>
+                <w:sz w:val="18"/>
+              </w:rPr>
+            </w:r>
+            <w:r>
+              <w:rPr>
+                <w:b w:val="0"/>
+                <w:i w:val="0"/>
+                <w:sz w:val="18"/>
+              </w:rPr>
+              <w:t>Variant of wheezes, LOWER pitch; may clear with coughing (secretions).</w:t>
+            </w:r>
+          </w:p>
+        </w:tc>
+      </w:tr>
+      <w:tr>
+        <w:tc>
+          <w:tcPr>
+            <w:tcW w:type="dxa" w:w="7272"/>
+            <w:shd w:val="clear" w:color="auto" w:fill="F1EEEF"/>
+          </w:tcPr>
+          <w:p>
+            <w:pPr>
+              <w:spacing w:after="40"/>
+            </w:pPr>
+            <w:r>
+              <w:rPr>
+                <w:b/>
+                <w:sz w:val="18"/>
+              </w:rPr>
+            </w:r>
+            <w:r>
+              <w:rPr>
+                <w:b/>
+                <w:i w:val="0"/>
+                <w:sz w:val="18"/>
+              </w:rPr>
+              <w:t>Stridor</w:t>
+            </w:r>
+          </w:p>
+        </w:tc>
+        <w:tc>
+          <w:tcPr>
+            <w:tcW w:type="dxa" w:w="7272"/>
+          </w:tcPr>
+          <w:p>
+            <w:pPr>
+              <w:spacing w:after="40"/>
+            </w:pPr>
+            <w:r>
+              <w:rPr>
+                <w:sz w:val="18"/>
+              </w:rPr>
+            </w:r>
+            <w:r>
+              <w:rPr>
+                <w:b w:val="0"/>
+                <w:i w:val="0"/>
+                <w:sz w:val="18"/>
+              </w:rPr>
+              <w:t>Continuous, high-pitched; upper airway narrowing; over the neck on inspiration. Intubation stenosis, edema after device removal, epiglottitis, foreign body, anaphylaxis.</w:t>
+            </w:r>
+          </w:p>
+        </w:tc>
+      </w:tr>
+      <w:tr>
+        <w:tc>
+          <w:tcPr>
+            <w:tcW w:type="dxa" w:w="7272"/>
+            <w:shd w:val="clear" w:color="auto" w:fill="F1EEEF"/>
+          </w:tcPr>
+          <w:p>
+            <w:pPr>
+              <w:spacing w:after="40"/>
+            </w:pPr>
+            <w:r>
+              <w:rPr>
+                <w:b/>
+                <w:sz w:val="18"/>
+              </w:rPr>
+            </w:r>
+            <w:r>
+              <w:rPr>
+                <w:b/>
+                <w:i w:val="0"/>
+                <w:sz w:val="18"/>
+              </w:rPr>
+              <w:t>Pleural rub</w:t>
+            </w:r>
+          </w:p>
+        </w:tc>
+        <w:tc>
+          <w:tcPr>
+            <w:tcW w:type="dxa" w:w="7272"/>
+          </w:tcPr>
+          <w:p>
+            <w:pPr>
+              <w:spacing w:after="40"/>
+            </w:pPr>
+            <w:r>
+              <w:rPr>
+                <w:sz w:val="18"/>
+              </w:rPr>
+            </w:r>
+            <w:r>
+              <w:rPr>
+                <w:b w:val="0"/>
+                <w:i w:val="0"/>
+                <w:sz w:val="18"/>
+              </w:rPr>
+              <w:t>Grating, creaking, biphasic; axilla and lower bases; not changed by coughing; louder with firm pressure; gone with a breath hold.</w:t>
+            </w:r>
+          </w:p>
+        </w:tc>
+      </w:tr>
+      <w:tr>
+        <w:tc>
+          <w:tcPr>
+            <w:tcW w:type="dxa" w:w="7272"/>
+            <w:shd w:val="clear" w:color="auto" w:fill="F1EEEF"/>
+          </w:tcPr>
+          <w:p>
+            <w:pPr>
+              <w:spacing w:after="40"/>
+            </w:pPr>
+            <w:r>
+              <w:rPr>
+                <w:b/>
+                <w:sz w:val="18"/>
+              </w:rPr>
+            </w:r>
+            <w:r>
+              <w:rPr>
+                <w:b/>
+                <w:i w:val="0"/>
+                <w:sz w:val="18"/>
+              </w:rPr>
+              <w:t>Mediastinal crunch (Hamman sign)</w:t>
+            </w:r>
+          </w:p>
+        </w:tc>
+        <w:tc>
+          <w:tcPr>
+            <w:tcW w:type="dxa" w:w="7272"/>
+          </w:tcPr>
+          <w:p>
+            <w:pPr>
+              <w:spacing w:after="40"/>
+            </w:pPr>
+            <w:r>
+              <w:rPr>
+                <w:sz w:val="18"/>
+              </w:rPr>
+            </w:r>
+            <w:r>
+              <w:rPr>
+                <w:b w:val="0"/>
+                <w:i w:val="0"/>
+                <w:sz w:val="18"/>
+              </w:rPr>
+              <w:t>Precordial crackles in time with the HEARTBEAT; air in the mediastinum; left lateral decubitus. Trauma, drugs, childbirth, rapid scuba ascent.</w:t>
+            </w:r>
+          </w:p>
+        </w:tc>
+      </w:tr>
+    </w:tbl>
+    <w:p>
+      <w:pPr>
+        <w:spacing w:after="80"/>
+      </w:pPr>
+    </w:p>
+    <w:p>
+      <w:pPr>
+        <w:pStyle w:val="Heading1"/>
+        <w:spacing w:before="280" w:after="100"/>
+      </w:pPr>
+      <w:r>
+        <w:rPr>
+          <w:rFonts w:ascii="Georgia" w:hAnsi="Georgia"/>
+          <w:color w:val="17494B"/>
+        </w:rPr>
+        <w:t>The Five Conditions &amp; Voice Sounds</w:t>
+      </w:r>
+    </w:p>
+    <w:tbl>
+      <w:tblPr>
+        <w:tblStyle w:val="TableGrid"/>
+        <w:tblW w:type="auto" w:w="0"/>
+        <w:jc w:val="center"/>
+        <w:tblLook w:firstColumn="1" w:firstRow="1" w:lastColumn="0" w:lastRow="0" w:noHBand="0" w:noVBand="1" w:val="04A0"/>
+        <w:tblBorders>
+          <w:top w:val="single" w:sz="4" w:space="0" w:color="D8D2D4"/>
+          <w:left w:val="single" w:sz="4" w:space="0" w:color="D8D2D4"/>
+          <w:bottom w:val="single" w:sz="4" w:space="0" w:color="D8D2D4"/>
+          <w:right w:val="single" w:sz="4" w:space="0" w:color="D8D2D4"/>
+          <w:insideH w:val="single" w:sz="4" w:space="0" w:color="D8D2D4"/>
+          <w:insideV w:val="single" w:sz="4" w:space="0" w:color="D8D2D4"/>
+        </w:tblBorders>
+      </w:tblPr>
+      <w:tblGrid>
+        <w:gridCol w:w="7272"/>
+        <w:gridCol w:w="7272"/>
+      </w:tblGrid>
+      <w:tr>
+        <w:tc>
+          <w:tcPr>
+            <w:tcW w:type="dxa" w:w="7272"/>
+            <w:shd w:val="clear" w:color="auto" w:fill="17494B"/>
+          </w:tcPr>
+          <w:p>
+            <w:pPr>
+              <w:spacing w:after="40"/>
+            </w:pPr>
+            <w:r>
+              <w:rPr>
+                <w:b/>
+                <w:color w:val="FFFFFF"/>
+                <w:sz w:val="18"/>
+              </w:rPr>
+            </w:r>
+            <w:r>
+              <w:rPr>
+                <w:b/>
+                <w:i w:val="0"/>
+                <w:color w:val="FFFFFF"/>
+                <w:sz w:val="18"/>
+              </w:rPr>
+              <w:t>Term</w:t>
+            </w:r>
+          </w:p>
+        </w:tc>
+        <w:tc>
+          <w:tcPr>
+            <w:tcW w:type="dxa" w:w="7272"/>
+            <w:shd w:val="clear" w:color="auto" w:fill="17494B"/>
+          </w:tcPr>
+          <w:p>
+            <w:pPr>
+              <w:spacing w:after="40"/>
+            </w:pPr>
+            <w:r>
+              <w:rPr>
+                <w:b/>
+                <w:color w:val="FFFFFF"/>
+                <w:sz w:val="18"/>
+              </w:rPr>
+            </w:r>
+            <w:r>
+              <w:rPr>
+                <w:b/>
+                <w:i w:val="0"/>
+                <w:color w:val="FFFFFF"/>
+                <w:sz w:val="18"/>
+              </w:rPr>
+              <w:t>What you need to know</w:t>
+            </w:r>
+          </w:p>
+        </w:tc>
+      </w:tr>
+      <w:tr>
+        <w:tc>
+          <w:tcPr>
+            <w:tcW w:type="dxa" w:w="7272"/>
+            <w:shd w:val="clear" w:color="auto" w:fill="F1EEEF"/>
+          </w:tcPr>
+          <w:p>
+            <w:pPr>
+              <w:spacing w:after="40"/>
+            </w:pPr>
+            <w:r>
+              <w:rPr>
+                <w:b/>
+                <w:sz w:val="18"/>
+              </w:rPr>
+            </w:r>
+            <w:r>
+              <w:rPr>
+                <w:b/>
+                <w:i w:val="0"/>
+                <w:sz w:val="18"/>
+              </w:rPr>
+              <w:t>Asthma</w:t>
+            </w:r>
+          </w:p>
+        </w:tc>
+        <w:tc>
+          <w:tcPr>
+            <w:tcW w:type="dxa" w:w="7272"/>
+          </w:tcPr>
+          <w:p>
+            <w:pPr>
+              <w:spacing w:after="40"/>
+            </w:pPr>
+            <w:r>
+              <w:rPr>
+                <w:sz w:val="18"/>
+              </w:rPr>
+            </w:r>
+            <w:r>
+              <w:rPr>
+                <w:b w:val="0"/>
+                <w:i w:val="0"/>
+                <w:sz w:val="18"/>
+              </w:rPr>
+              <w:t>Tachypnea, retractions. Diminished fremitus. Resonant to diffusely hyperresonant. Wheezes, prolonged expiration.</w:t>
+            </w:r>
+          </w:p>
+        </w:tc>
+      </w:tr>
+      <w:tr>
+        <w:tc>
+          <w:tcPr>
+            <w:tcW w:type="dxa" w:w="7272"/>
+            <w:shd w:val="clear" w:color="auto" w:fill="F1EEEF"/>
+          </w:tcPr>
+          <w:p>
+            <w:pPr>
+              <w:spacing w:after="40"/>
+            </w:pPr>
+            <w:r>
+              <w:rPr>
+                <w:b/>
+                <w:sz w:val="18"/>
+              </w:rPr>
+            </w:r>
+            <w:r>
+              <w:rPr>
+                <w:b/>
+                <w:i w:val="0"/>
+                <w:sz w:val="18"/>
+              </w:rPr>
+              <w:t>Atelectasis</w:t>
+            </w:r>
+          </w:p>
+        </w:tc>
+        <w:tc>
+          <w:tcPr>
+            <w:tcW w:type="dxa" w:w="7272"/>
+          </w:tcPr>
+          <w:p>
+            <w:pPr>
+              <w:spacing w:after="40"/>
+            </w:pPr>
+            <w:r>
+              <w:rPr>
+                <w:sz w:val="18"/>
+              </w:rPr>
+            </w:r>
+            <w:r>
+              <w:rPr>
+                <w:b w:val="0"/>
+                <w:i w:val="0"/>
+                <w:sz w:val="18"/>
+              </w:rPr>
+              <w:t>Narrowed spaces, trachea TOWARD the side. Diminished fremitus (may rise in right upper lobe). Dull. Sounds absent while the plug persists; crackles. Commonest respiratory problem after surgery.</w:t>
+            </w:r>
+          </w:p>
+        </w:tc>
+      </w:tr>
+      <w:tr>
+        <w:tc>
+          <w:tcPr>
+            <w:tcW w:type="dxa" w:w="7272"/>
+            <w:shd w:val="clear" w:color="auto" w:fill="F1EEEF"/>
+          </w:tcPr>
+          <w:p>
+            <w:pPr>
+              <w:spacing w:after="40"/>
+            </w:pPr>
+            <w:r>
+              <w:rPr>
+                <w:b/>
+                <w:sz w:val="18"/>
+              </w:rPr>
+            </w:r>
+            <w:r>
+              <w:rPr>
+                <w:b/>
+                <w:i w:val="0"/>
+                <w:sz w:val="18"/>
+              </w:rPr>
+              <w:t>Pneumonia</w:t>
+            </w:r>
+          </w:p>
+        </w:tc>
+        <w:tc>
+          <w:tcPr>
+            <w:tcW w:type="dxa" w:w="7272"/>
+          </w:tcPr>
+          <w:p>
+            <w:pPr>
+              <w:spacing w:after="40"/>
+            </w:pPr>
+            <w:r>
+              <w:rPr>
+                <w:sz w:val="18"/>
+              </w:rPr>
+            </w:r>
+            <w:r>
+              <w:rPr>
+                <w:b w:val="0"/>
+                <w:i w:val="0"/>
+                <w:sz w:val="18"/>
+              </w:rPr>
+              <w:t>Trachea midline. INCREASED fremitus. Dull over the airless area. Bronchial sounds, late inspiratory crackles, egophony, bronchophony, whispered pectoriloquy.</w:t>
+            </w:r>
+          </w:p>
+        </w:tc>
+      </w:tr>
+      <w:tr>
+        <w:tc>
+          <w:tcPr>
+            <w:tcW w:type="dxa" w:w="7272"/>
+            <w:shd w:val="clear" w:color="auto" w:fill="F1EEEF"/>
+          </w:tcPr>
+          <w:p>
+            <w:pPr>
+              <w:spacing w:after="40"/>
+            </w:pPr>
+            <w:r>
+              <w:rPr>
+                <w:b/>
+                <w:sz w:val="18"/>
+              </w:rPr>
+            </w:r>
+            <w:r>
+              <w:rPr>
+                <w:b/>
+                <w:i w:val="0"/>
+                <w:sz w:val="18"/>
+              </w:rPr>
+              <w:t>Pneumothorax</w:t>
+            </w:r>
+          </w:p>
+        </w:tc>
+        <w:tc>
+          <w:tcPr>
+            <w:tcW w:type="dxa" w:w="7272"/>
+          </w:tcPr>
+          <w:p>
+            <w:pPr>
+              <w:spacing w:after="40"/>
+            </w:pPr>
+            <w:r>
+              <w:rPr>
+                <w:sz w:val="18"/>
+              </w:rPr>
+            </w:r>
+            <w:r>
+              <w:rPr>
+                <w:b w:val="0"/>
+                <w:i w:val="0"/>
+                <w:sz w:val="18"/>
+              </w:rPr>
+              <w:t>Trachea to the unaffected side only if tension. Decreased or absent fremitus. Hyperresonant or tympanic. Decreased or absent sounds; possible rub.</w:t>
+            </w:r>
+          </w:p>
+        </w:tc>
+      </w:tr>
+      <w:tr>
+        <w:tc>
+          <w:tcPr>
+            <w:tcW w:type="dxa" w:w="7272"/>
+            <w:shd w:val="clear" w:color="auto" w:fill="F1EEEF"/>
+          </w:tcPr>
+          <w:p>
+            <w:pPr>
+              <w:spacing w:after="40"/>
+            </w:pPr>
+            <w:r>
+              <w:rPr>
+                <w:b/>
+                <w:sz w:val="18"/>
+              </w:rPr>
+            </w:r>
+            <w:r>
+              <w:rPr>
+                <w:b/>
+                <w:i w:val="0"/>
+                <w:sz w:val="18"/>
+              </w:rPr>
+              <w:t>Pleural effusion</w:t>
+            </w:r>
+          </w:p>
+        </w:tc>
+        <w:tc>
+          <w:tcPr>
+            <w:tcW w:type="dxa" w:w="7272"/>
+          </w:tcPr>
+          <w:p>
+            <w:pPr>
+              <w:spacing w:after="40"/>
+            </w:pPr>
+            <w:r>
+              <w:rPr>
+                <w:sz w:val="18"/>
+              </w:rPr>
+            </w:r>
+            <w:r>
+              <w:rPr>
+                <w:b w:val="0"/>
+                <w:i w:val="0"/>
+                <w:sz w:val="18"/>
+              </w:rPr>
+              <w:t>Large: asymmetric expansion, trachea to unaffected side. Fremitus down (up toward the top). Dull, high diaphragm. Sounds down; bronchial near the top; possible rub.</w:t>
+            </w:r>
+          </w:p>
+        </w:tc>
+      </w:tr>
+      <w:tr>
+        <w:tc>
+          <w:tcPr>
+            <w:tcW w:type="dxa" w:w="7272"/>
+            <w:shd w:val="clear" w:color="auto" w:fill="F1EEEF"/>
+          </w:tcPr>
+          <w:p>
+            <w:pPr>
+              <w:spacing w:after="40"/>
+            </w:pPr>
+            <w:r>
+              <w:rPr>
+                <w:b/>
+                <w:sz w:val="18"/>
+              </w:rPr>
+            </w:r>
+            <w:r>
+              <w:rPr>
+                <w:b/>
+                <w:i w:val="0"/>
+                <w:sz w:val="18"/>
+              </w:rPr>
+              <w:t>Egophony</w:t>
+            </w:r>
+          </w:p>
+        </w:tc>
+        <w:tc>
+          <w:tcPr>
+            <w:tcW w:type="dxa" w:w="7272"/>
+          </w:tcPr>
+          <w:p>
+            <w:pPr>
+              <w:spacing w:after="40"/>
+            </w:pPr>
+            <w:r>
+              <w:rPr>
+                <w:sz w:val="18"/>
+              </w:rPr>
+            </w:r>
+            <w:r>
+              <w:rPr>
+                <w:b w:val="0"/>
+                <w:i w:val="0"/>
+                <w:sz w:val="18"/>
+              </w:rPr>
+              <w:t>Say 'ee'. Normal: muffled long E. Positive: 'ee' heard as 'a'.</w:t>
+            </w:r>
+          </w:p>
+        </w:tc>
+      </w:tr>
+      <w:tr>
+        <w:tc>
+          <w:tcPr>
+            <w:tcW w:type="dxa" w:w="7272"/>
+            <w:shd w:val="clear" w:color="auto" w:fill="F1EEEF"/>
+          </w:tcPr>
+          <w:p>
+            <w:pPr>
+              <w:spacing w:after="40"/>
+            </w:pPr>
+            <w:r>
+              <w:rPr>
+                <w:b/>
+                <w:sz w:val="18"/>
+              </w:rPr>
+            </w:r>
+            <w:r>
+              <w:rPr>
+                <w:b/>
+                <w:i w:val="0"/>
+                <w:sz w:val="18"/>
+              </w:rPr>
+              <w:t>Bronchophony</w:t>
+            </w:r>
+          </w:p>
+        </w:tc>
+        <w:tc>
+          <w:tcPr>
+            <w:tcW w:type="dxa" w:w="7272"/>
+          </w:tcPr>
+          <w:p>
+            <w:pPr>
+              <w:spacing w:after="40"/>
+            </w:pPr>
+            <w:r>
+              <w:rPr>
+                <w:sz w:val="18"/>
+              </w:rPr>
+            </w:r>
+            <w:r>
+              <w:rPr>
+                <w:b w:val="0"/>
+                <w:i w:val="0"/>
+                <w:sz w:val="18"/>
+              </w:rPr>
+              <w:t>Say 'ninety-nine'. Normal: muffled. Positive: louder.</w:t>
+            </w:r>
+          </w:p>
+        </w:tc>
+      </w:tr>
+      <w:tr>
+        <w:tc>
+          <w:tcPr>
+            <w:tcW w:type="dxa" w:w="7272"/>
+            <w:shd w:val="clear" w:color="auto" w:fill="F1EEEF"/>
+          </w:tcPr>
+          <w:p>
+            <w:pPr>
+              <w:spacing w:after="40"/>
+            </w:pPr>
+            <w:r>
+              <w:rPr>
+                <w:b/>
+                <w:sz w:val="18"/>
+              </w:rPr>
+            </w:r>
+            <w:r>
+              <w:rPr>
+                <w:b/>
+                <w:i w:val="0"/>
+                <w:sz w:val="18"/>
+              </w:rPr>
+              <w:t>Whispered pectoriloquy</w:t>
+            </w:r>
+          </w:p>
+        </w:tc>
+        <w:tc>
+          <w:tcPr>
+            <w:tcW w:type="dxa" w:w="7272"/>
+          </w:tcPr>
+          <w:p>
+            <w:pPr>
+              <w:spacing w:after="40"/>
+            </w:pPr>
+            <w:r>
+              <w:rPr>
+                <w:sz w:val="18"/>
+              </w:rPr>
+            </w:r>
+            <w:r>
+              <w:rPr>
+                <w:b w:val="0"/>
+                <w:i w:val="0"/>
+                <w:sz w:val="18"/>
+              </w:rPr>
+              <w:t>Whisper 'ninety-nine'. Normal: faint, indistinct. Positive: louder, clearer.</w:t>
+            </w:r>
+          </w:p>
+        </w:tc>
+      </w:tr>
+      <w:tr>
+        <w:tc>
+          <w:tcPr>
+            <w:tcW w:type="dxa" w:w="7272"/>
+            <w:shd w:val="clear" w:color="auto" w:fill="F1EEEF"/>
+          </w:tcPr>
+          <w:p>
+            <w:pPr>
+              <w:spacing w:after="40"/>
+            </w:pPr>
+            <w:r>
+              <w:rPr>
+                <w:b/>
+                <w:sz w:val="18"/>
+              </w:rPr>
+            </w:r>
+            <w:r>
+              <w:rPr>
+                <w:b/>
+                <w:i w:val="0"/>
+                <w:sz w:val="18"/>
+              </w:rPr>
+              <w:t>Pneumonia odds</w:t>
+            </w:r>
+          </w:p>
+        </w:tc>
+        <w:tc>
+          <w:tcPr>
+            <w:tcW w:type="dxa" w:w="7272"/>
+          </w:tcPr>
+          <w:p>
+            <w:pPr>
+              <w:spacing w:after="40"/>
+            </w:pPr>
+            <w:r>
+              <w:rPr>
+                <w:sz w:val="18"/>
+              </w:rPr>
+            </w:r>
+            <w:r>
+              <w:rPr>
+                <w:b w:val="0"/>
+                <w:i w:val="0"/>
+                <w:sz w:val="18"/>
+              </w:rPr>
+              <w:t>Fever and cough plus bronchial breath sounds and egophony: more than triples the likelihood of pneumonia.</w:t>
+            </w:r>
+          </w:p>
+        </w:tc>
+      </w:tr>
+      <w:tr>
+        <w:tc>
+          <w:tcPr>
+            <w:tcW w:type="dxa" w:w="7272"/>
+            <w:shd w:val="clear" w:color="auto" w:fill="F1EEEF"/>
+          </w:tcPr>
+          <w:p>
+            <w:pPr>
+              <w:spacing w:after="40"/>
+            </w:pPr>
+            <w:r>
+              <w:rPr>
+                <w:b/>
+                <w:sz w:val="18"/>
+              </w:rPr>
+            </w:r>
+            <w:r>
+              <w:rPr>
+                <w:b/>
+                <w:i w:val="0"/>
+                <w:sz w:val="18"/>
+              </w:rPr>
+              <w:t>Pulmonary OSCE (objective structured clinical examination)</w:t>
+            </w:r>
+          </w:p>
+        </w:tc>
+        <w:tc>
+          <w:tcPr>
+            <w:tcW w:type="dxa" w:w="7272"/>
+          </w:tcPr>
+          <w:p>
+            <w:pPr>
+              <w:spacing w:after="40"/>
+            </w:pPr>
+            <w:r>
+              <w:rPr>
+                <w:sz w:val="18"/>
+              </w:rPr>
+            </w:r>
+            <w:r>
+              <w:rPr>
+                <w:b w:val="0"/>
+                <w:i w:val="0"/>
+                <w:sz w:val="18"/>
+              </w:rPr>
+              <w:t>10 November. The whole station is on the Pulmonary OSCE run-sheet.</w:t>
+            </w:r>
+          </w:p>
+        </w:tc>
+      </w:tr>
+    </w:tbl>
+    <w:p>
+      <w:pPr>
+        <w:spacing w:after="80"/>
+      </w:pPr>
+    </w:p>
+    <w:p>
+      <w:pPr>
         <w:spacing w:after="120"/>
       </w:pPr>
       <w:r>
@@ -6508,7 +11390,7 @@
           <w:b w:val="0"/>
           <w:i w:val="0"/>
         </w:rPr>
-        <w:t xml:space="preserve"> Condensed from the Physical Diagnosis 2 Exam 2 Study Guide (Class of 2028). Covers Lecture 5 so far; Exam 2 (Friday 20 November) covers Lectures 5 to 7. Rows marked with a star are what the lecturer repeated, not a statement of what is on the exam. For the full explanation and the figures behind any row, see the full guide. </w:t>
+        <w:t xml:space="preserve"> Condensed from the Physical Diagnosis 2 Exam 2 Study Guide (Class of 2028). Covers Lectures 5 and 6 so far; Exam 2 (Friday 20 November) covers Lectures 5 to 7. Rows marked with a star are what the lecturer repeated, not a statement of what is on the exam. For the full explanation and the figures behind any row, see the full guide. </w:t>
       </w:r>
     </w:p>
     <w:sectPr>
